--- a/docs/Adatszerkezet/Adatszerkezet_MészárosImre_Gubek-SzabóTamás.docx
+++ b/docs/Adatszerkezet/Adatszerkezet_MészárosImre_Gubek-SzabóTamás.docx
@@ -1,6 +1,6 @@
 
 <file path=word/document.xml><?xml version="1.0" encoding="utf-8"?>
-<w:document xmlns:wpc="http://schemas.microsoft.com/office/word/2010/wordprocessingCanvas" xmlns:cx="http://schemas.microsoft.com/office/drawing/2014/chartex" xmlns:cx1="http://schemas.microsoft.com/office/drawing/2015/9/8/chartex" xmlns:cx2="http://schemas.microsoft.com/office/drawing/2015/10/21/chartex" xmlns:cx3="http://schemas.microsoft.com/office/drawing/2016/5/9/chartex" xmlns:cx4="http://schemas.microsoft.com/office/drawing/2016/5/10/chartex" xmlns:cx5="http://schemas.microsoft.com/office/drawing/2016/5/11/chartex" xmlns:cx6="http://schemas.microsoft.com/office/drawing/2016/5/12/chartex" xmlns:cx7="http://schemas.microsoft.com/office/drawing/2016/5/13/chartex" xmlns:cx8="http://schemas.microsoft.com/office/drawing/2016/5/14/chartex" xmlns:mc="http://schemas.openxmlformats.org/markup-compatibility/2006" xmlns:aink="http://schemas.microsoft.com/office/drawing/2016/ink" xmlns:am3d="http://schemas.microsoft.com/office/drawing/2017/model3d" xmlns:o="urn:schemas-microsoft-com:office:office" xmlns:oel="http://schemas.microsoft.com/office/2019/extlst" xmlns:r="http://schemas.openxmlformats.org/officeDocument/2006/relationships" xmlns:m="http://schemas.openxmlformats.org/officeDocument/2006/math" xmlns:v="urn:schemas-microsoft-com:vml" xmlns:wp14="http://schemas.microsoft.com/office/word/2010/wordprocessingDrawing" xmlns:wp="http://schemas.openxmlformats.org/drawingml/2006/wordprocessingDrawing" xmlns:w10="urn:schemas-microsoft-com:office:word" xmlns:w="http://schemas.openxmlformats.org/wordprocessingml/2006/main" xmlns:w14="http://schemas.microsoft.com/office/word/2010/wordml" xmlns:w15="http://schemas.microsoft.com/office/word/2012/wordml" xmlns:w16cex="http://schemas.microsoft.com/office/word/2018/wordml/cex" xmlns:w16cid="http://schemas.microsoft.com/office/word/2016/wordml/cid" xmlns:w16="http://schemas.microsoft.com/office/word/2018/wordml" xmlns:w16du="http://schemas.microsoft.com/office/word/2023/wordml/word16du" xmlns:w16sdtdh="http://schemas.microsoft.com/office/word/2020/wordml/sdtdatahash" xmlns:w16sdtfl="http://schemas.microsoft.com/office/word/2024/wordml/sdtformatlock" xmlns:w16se="http://schemas.microsoft.com/office/word/2015/wordml/symex" xmlns:wpg="http://schemas.microsoft.com/office/word/2010/wordprocessingGroup" xmlns:wpi="http://schemas.microsoft.com/office/word/2010/wordprocessingInk" xmlns:wne="http://schemas.microsoft.com/office/word/2006/wordml" xmlns:wps="http://schemas.microsoft.com/office/word/2010/wordprocessingShape" mc:Ignorable="w14 w15 w16se w16cid w16 w16cex w16sdtdh w16sdtfl w16du wp14">
+<w:document xmlns:wpc="http://schemas.microsoft.com/office/word/2010/wordprocessingCanvas" xmlns:cx="http://schemas.microsoft.com/office/drawing/2014/chartex" xmlns:cx1="http://schemas.microsoft.com/office/drawing/2015/9/8/chartex" xmlns:cx2="http://schemas.microsoft.com/office/drawing/2015/10/21/chartex" xmlns:cx3="http://schemas.microsoft.com/office/drawing/2016/5/9/chartex" xmlns:cx4="http://schemas.microsoft.com/office/drawing/2016/5/10/chartex" xmlns:cx5="http://schemas.microsoft.com/office/drawing/2016/5/11/chartex" xmlns:cx6="http://schemas.microsoft.com/office/drawing/2016/5/12/chartex" xmlns:cx7="http://schemas.microsoft.com/office/drawing/2016/5/13/chartex" xmlns:cx8="http://schemas.microsoft.com/office/drawing/2016/5/14/chartex" xmlns:mc="http://schemas.openxmlformats.org/markup-compatibility/2006" xmlns:aink="http://schemas.microsoft.com/office/drawing/2016/ink" xmlns:am3d="http://schemas.microsoft.com/office/drawing/2017/model3d" xmlns:o="urn:schemas-microsoft-com:office:office" xmlns:r="http://schemas.openxmlformats.org/officeDocument/2006/relationships" xmlns:m="http://schemas.openxmlformats.org/officeDocument/2006/math" xmlns:v="urn:schemas-microsoft-com:vml" xmlns:wp14="http://schemas.microsoft.com/office/word/2010/wordprocessingDrawing" xmlns:wp="http://schemas.openxmlformats.org/drawingml/2006/wordprocessingDrawing" xmlns:w10="urn:schemas-microsoft-com:office:word" xmlns:w="http://schemas.openxmlformats.org/wordprocessingml/2006/main" xmlns:w14="http://schemas.microsoft.com/office/word/2010/wordml" xmlns:w15="http://schemas.microsoft.com/office/word/2012/wordml" xmlns:w16cex="http://schemas.microsoft.com/office/word/2018/wordml/cex" xmlns:w16cid="http://schemas.microsoft.com/office/word/2016/wordml/cid" xmlns:w16="http://schemas.microsoft.com/office/word/2018/wordml" xmlns:w16sdtdh="http://schemas.microsoft.com/office/word/2020/wordml/sdtdatahash" xmlns:w16se="http://schemas.microsoft.com/office/word/2015/wordml/symex" xmlns:wpg="http://schemas.microsoft.com/office/word/2010/wordprocessingGroup" xmlns:wpi="http://schemas.microsoft.com/office/word/2010/wordprocessingInk" xmlns:wne="http://schemas.microsoft.com/office/word/2006/wordml" xmlns:wps="http://schemas.microsoft.com/office/word/2010/wordprocessingShape" mc:Ignorable="w14 w15 w16se w16cid w16 w16cex w16sdtdh wp14">
   <w:body>
     <w:p>
       <w:pPr>
@@ -112,22 +112,7 @@
           <w:szCs w:val="24"/>
         </w:rPr>
         <w:tab/>
-      </w:r>
-      <w:proofErr w:type="spellStart"/>
-      <w:r>
-        <w:rPr>
-          <w:sz w:val="24"/>
-          <w:szCs w:val="24"/>
-        </w:rPr>
-        <w:t>Gubek</w:t>
-      </w:r>
-      <w:proofErr w:type="spellEnd"/>
-      <w:r>
-        <w:rPr>
-          <w:sz w:val="24"/>
-          <w:szCs w:val="24"/>
-        </w:rPr>
-        <w:t>-Szabó Tamás 13.I</w:t>
+        <w:t>Gubek-Szabó Tamás 13.I</w:t>
       </w:r>
     </w:p>
     <w:p>
@@ -1233,18 +1218,18 @@
           <w:noProof/>
         </w:rPr>
         <w:drawing>
-          <wp:anchor distT="0" distB="0" distL="114300" distR="114300" simplePos="0" relativeHeight="251671552" behindDoc="0" locked="0" layoutInCell="1" allowOverlap="1" wp14:anchorId="52163F2D" wp14:editId="34086DA5">
+          <wp:anchor distT="0" distB="0" distL="114300" distR="114300" simplePos="0" relativeHeight="251671552" behindDoc="0" locked="0" layoutInCell="1" allowOverlap="1" wp14:anchorId="7780CE33" wp14:editId="6295F99F">
             <wp:simplePos x="0" y="0"/>
             <wp:positionH relativeFrom="margin">
               <wp:align>right</wp:align>
             </wp:positionH>
-            <wp:positionV relativeFrom="page">
-              <wp:posOffset>2588895</wp:posOffset>
+            <wp:positionV relativeFrom="paragraph">
+              <wp:posOffset>1038225</wp:posOffset>
             </wp:positionV>
-            <wp:extent cx="5760720" cy="4058920"/>
-            <wp:effectExtent l="0" t="0" r="0" b="0"/>
-            <wp:wrapSquare wrapText="bothSides"/>
-            <wp:docPr id="1509234026" name="Kép 17"/>
+            <wp:extent cx="5760720" cy="4944745"/>
+            <wp:effectExtent l="0" t="0" r="0" b="8255"/>
+            <wp:wrapNone/>
+            <wp:docPr id="5" name="Kép 5"/>
             <wp:cNvGraphicFramePr>
               <a:graphicFrameLocks xmlns:a="http://schemas.openxmlformats.org/drawingml/2006/main" noChangeAspect="1"/>
             </wp:cNvGraphicFramePr>
@@ -1252,7 +1237,7 @@
               <a:graphicData uri="http://schemas.openxmlformats.org/drawingml/2006/picture">
                 <pic:pic xmlns:pic="http://schemas.openxmlformats.org/drawingml/2006/picture">
                   <pic:nvPicPr>
-                    <pic:cNvPr id="1509234026" name="Kép 1509234026"/>
+                    <pic:cNvPr id="5" name="Kép 5"/>
                     <pic:cNvPicPr/>
                   </pic:nvPicPr>
                   <pic:blipFill>
@@ -1270,7 +1255,7 @@
                   <pic:spPr>
                     <a:xfrm>
                       <a:off x="0" y="0"/>
-                      <a:ext cx="5760720" cy="4058920"/>
+                      <a:ext cx="5760720" cy="4944745"/>
                     </a:xfrm>
                     <a:prstGeom prst="rect">
                       <a:avLst/>
@@ -1284,15 +1269,7 @@
       </w:r>
       <w:r>
         <w:tab/>
-        <w:t xml:space="preserve">A </w:t>
-      </w:r>
-      <w:proofErr w:type="spellStart"/>
-      <w:r>
-        <w:t>Corelytics</w:t>
-      </w:r>
-      <w:proofErr w:type="spellEnd"/>
-      <w:r>
-        <w:t xml:space="preserve"> adatbázisának teljes szerkezete a lenti képen látható, a dokumentumban a különböző táblák részei lesznek elmagyarázva.</w:t>
+        <w:t>A Corelytics adatbázisának teljes szerkezete a lenti képen látható, a dokumentumban a különböző táblák részei lesznek elmagyarázva.</w:t>
       </w:r>
     </w:p>
     <w:p>
@@ -1311,25 +1288,7 @@
           <w:szCs w:val="44"/>
         </w:rPr>
         <w:lastRenderedPageBreak/>
-        <w:t>2. „</w:t>
-      </w:r>
-      <w:proofErr w:type="spellStart"/>
-      <w:r>
-        <w:rPr>
-          <w:color w:val="265891"/>
-          <w:sz w:val="44"/>
-          <w:szCs w:val="44"/>
-        </w:rPr>
-        <w:t>user</w:t>
-      </w:r>
-      <w:proofErr w:type="spellEnd"/>
-      <w:r>
-        <w:rPr>
-          <w:color w:val="265891"/>
-          <w:sz w:val="44"/>
-          <w:szCs w:val="44"/>
-        </w:rPr>
-        <w:t>”</w:t>
+        <w:t>2. „user”</w:t>
       </w:r>
       <w:r>
         <w:rPr>
@@ -1364,18 +1323,26 @@
           <w:noProof/>
         </w:rPr>
         <w:drawing>
-          <wp:anchor distT="0" distB="0" distL="114300" distR="114300" simplePos="0" relativeHeight="251658240" behindDoc="0" locked="0" layoutInCell="1" allowOverlap="1" wp14:anchorId="43E989AD" wp14:editId="7184D717">
+          <wp:anchor distT="0" distB="0" distL="114300" distR="114300" simplePos="0" relativeHeight="251672576" behindDoc="1" locked="0" layoutInCell="1" allowOverlap="1" wp14:anchorId="75EF908B" wp14:editId="5248DF80">
             <wp:simplePos x="0" y="0"/>
-            <wp:positionH relativeFrom="column">
-              <wp:posOffset>4320540</wp:posOffset>
+            <wp:positionH relativeFrom="margin">
+              <wp:align>right</wp:align>
             </wp:positionH>
-            <wp:positionV relativeFrom="page">
-              <wp:posOffset>1656080</wp:posOffset>
+            <wp:positionV relativeFrom="paragraph">
+              <wp:posOffset>19050</wp:posOffset>
             </wp:positionV>
-            <wp:extent cx="1789200" cy="2160000"/>
-            <wp:effectExtent l="0" t="0" r="1905" b="0"/>
-            <wp:wrapSquare wrapText="bothSides"/>
-            <wp:docPr id="220676979" name="Kép 4" descr="A képen szöveg, képernyőkép, szám látható&#10;&#10;Előfordulhat, hogy az AI által létrehozott tartalom helytelen."/>
+            <wp:extent cx="1857375" cy="2781300"/>
+            <wp:effectExtent l="0" t="0" r="9525" b="0"/>
+            <wp:wrapTight wrapText="bothSides">
+              <wp:wrapPolygon edited="0">
+                <wp:start x="0" y="0"/>
+                <wp:lineTo x="0" y="21452"/>
+                <wp:lineTo x="21489" y="21452"/>
+                <wp:lineTo x="21489" y="0"/>
+                <wp:lineTo x="0" y="0"/>
+              </wp:wrapPolygon>
+            </wp:wrapTight>
+            <wp:docPr id="6" name="Kép 6"/>
             <wp:cNvGraphicFramePr>
               <a:graphicFrameLocks xmlns:a="http://schemas.openxmlformats.org/drawingml/2006/main" noChangeAspect="1"/>
             </wp:cNvGraphicFramePr>
@@ -1383,7 +1350,7 @@
               <a:graphicData uri="http://schemas.openxmlformats.org/drawingml/2006/picture">
                 <pic:pic xmlns:pic="http://schemas.openxmlformats.org/drawingml/2006/picture">
                   <pic:nvPicPr>
-                    <pic:cNvPr id="220676979" name="Kép 4" descr="A képen szöveg, képernyőkép, szám látható&#10;&#10;Előfordulhat, hogy az AI által létrehozott tartalom helytelen."/>
+                    <pic:cNvPr id="6" name="Kép 6"/>
                     <pic:cNvPicPr/>
                   </pic:nvPicPr>
                   <pic:blipFill>
@@ -1401,7 +1368,7 @@
                   <pic:spPr>
                     <a:xfrm>
                       <a:off x="0" y="0"/>
-                      <a:ext cx="1789200" cy="2160000"/>
+                      <a:ext cx="1857375" cy="2781300"/>
                     </a:xfrm>
                     <a:prstGeom prst="rect">
                       <a:avLst/>
@@ -1410,32 +1377,13 @@
                 </pic:pic>
               </a:graphicData>
             </a:graphic>
-            <wp14:sizeRelH relativeFrom="margin">
-              <wp14:pctWidth>0</wp14:pctWidth>
-            </wp14:sizeRelH>
-            <wp14:sizeRelV relativeFrom="margin">
-              <wp14:pctHeight>0</wp14:pctHeight>
-            </wp14:sizeRelV>
           </wp:anchor>
         </w:drawing>
       </w:r>
       <w:r>
         <w:tab/>
-        <w:t xml:space="preserve">A </w:t>
-      </w:r>
-      <w:proofErr w:type="spellStart"/>
-      <w:r>
-        <w:t>user</w:t>
-      </w:r>
-      <w:proofErr w:type="spellEnd"/>
-      <w:r>
-        <w:t xml:space="preserve"> tábla a </w:t>
-      </w:r>
-      <w:proofErr w:type="spellStart"/>
-      <w:r>
-        <w:t>Corelytics</w:t>
-      </w:r>
-      <w:proofErr w:type="spellEnd"/>
+        <w:t>A user tábla a Corelytics</w:t>
+      </w:r>
       <w:r>
         <w:t xml:space="preserve"> felhasználóinak az adatait tárolja el, amit használhat a bejelentkezéshez.</w:t>
       </w:r>
@@ -1453,15 +1401,7 @@
         <w:t>e</w:t>
       </w:r>
       <w:r>
-        <w:t>leme: „</w:t>
-      </w:r>
-      <w:proofErr w:type="spellStart"/>
-      <w:r>
-        <w:t>id</w:t>
-      </w:r>
-      <w:proofErr w:type="spellEnd"/>
-      <w:r>
-        <w:t>”:</w:t>
+        <w:t>leme: „id”:</w:t>
       </w:r>
     </w:p>
     <w:p>
@@ -1478,31 +1418,7 @@
         <w:jc w:val="both"/>
       </w:pPr>
       <w:r>
-        <w:t>Az „</w:t>
-      </w:r>
-      <w:proofErr w:type="spellStart"/>
-      <w:r>
-        <w:t>id</w:t>
-      </w:r>
-      <w:proofErr w:type="spellEnd"/>
-      <w:r>
-        <w:t>” elem minden felhasználóhoz tartozó különböző és automatikusan megadott UUID (</w:t>
-      </w:r>
-      <w:proofErr w:type="spellStart"/>
-      <w:r>
-        <w:t>Unique</w:t>
-      </w:r>
-      <w:proofErr w:type="spellEnd"/>
-      <w:r>
-        <w:t xml:space="preserve"> </w:t>
-      </w:r>
-      <w:proofErr w:type="spellStart"/>
-      <w:r>
-        <w:t>User</w:t>
-      </w:r>
-      <w:proofErr w:type="spellEnd"/>
-      <w:r>
-        <w:t xml:space="preserve"> ID). A UUID egy betűkből és számokból összeállított karakterlánc, ami a véletlenszerűsége miatt, egy extra védelmet nyújt a felhasználóknak. Ez a</w:t>
+        <w:t>Az „id” elem minden felhasználóhoz tartozó különböző és automatikusan megadott UUID (Unique User ID). A UUID egy betűkből és számokból összeállított karakterlánc, ami a véletlenszerűsége miatt, egy extra védelmet nyújt a felhasználóknak. Ez a</w:t>
       </w:r>
       <w:r>
         <w:t xml:space="preserve">z elsődleges </w:t>
@@ -1538,15 +1454,7 @@
         <w:jc w:val="both"/>
       </w:pPr>
       <w:r>
-        <w:t xml:space="preserve">Az „email” VARCHAR formátumban van eltárolva. A program ezt használja a különböző </w:t>
-      </w:r>
-      <w:proofErr w:type="spellStart"/>
-      <w:r>
-        <w:t>emailek</w:t>
-      </w:r>
-      <w:proofErr w:type="spellEnd"/>
-      <w:r>
-        <w:t xml:space="preserve"> elküldésére, illetve a bejelentkezéshez.</w:t>
+        <w:t>Az „email” VARCHAR formátumban van eltárolva. A program ezt használja a különböző emailek elküldésére, illetve a bejelentkezéshez.</w:t>
       </w:r>
       <w:r>
         <w:t xml:space="preserve"> Ez a mező nem lehet üres.</w:t>
@@ -1562,15 +1470,7 @@
         <w:jc w:val="both"/>
       </w:pPr>
       <w:r>
-        <w:t>eleme: „</w:t>
-      </w:r>
-      <w:proofErr w:type="spellStart"/>
-      <w:r>
-        <w:t>username</w:t>
-      </w:r>
-      <w:proofErr w:type="spellEnd"/>
-      <w:r>
-        <w:t>”:</w:t>
+        <w:t>eleme: „username”:</w:t>
       </w:r>
     </w:p>
     <w:p>
@@ -1584,15 +1484,7 @@
         <w:jc w:val="both"/>
       </w:pPr>
       <w:r>
-        <w:t>A „</w:t>
-      </w:r>
-      <w:proofErr w:type="spellStart"/>
-      <w:r>
-        <w:t>username</w:t>
-      </w:r>
-      <w:proofErr w:type="spellEnd"/>
-      <w:r>
-        <w:t>” egy VARCHAR formátumban eltárolt adat. Ez a felhasználónév, amit a program használ a felhasználó megszólítására.</w:t>
+        <w:t>A „username” egy VARCHAR formátumban eltárolt adat. Ez a felhasználónév, amit a program használ a felhasználó megszólítására.</w:t>
       </w:r>
       <w:r>
         <w:t xml:space="preserve"> Szintén nem lehet üres.</w:t>
@@ -1608,15 +1500,7 @@
         <w:jc w:val="both"/>
       </w:pPr>
       <w:r>
-        <w:t>eleme: „</w:t>
-      </w:r>
-      <w:proofErr w:type="spellStart"/>
-      <w:r>
-        <w:t>passwordHash</w:t>
-      </w:r>
-      <w:proofErr w:type="spellEnd"/>
-      <w:r>
-        <w:t>”:</w:t>
+        <w:t>eleme: „passwordHash”:</w:t>
       </w:r>
     </w:p>
     <w:p>
@@ -1630,39 +1514,7 @@
         <w:jc w:val="both"/>
       </w:pPr>
       <w:r>
-        <w:t>A „</w:t>
-      </w:r>
-      <w:proofErr w:type="spellStart"/>
-      <w:r>
-        <w:t>passwordHash</w:t>
-      </w:r>
-      <w:proofErr w:type="spellEnd"/>
-      <w:r>
-        <w:t xml:space="preserve">” egy VARCHAR, ami a jelszót </w:t>
-      </w:r>
-      <w:proofErr w:type="spellStart"/>
-      <w:r>
-        <w:t>hash</w:t>
-      </w:r>
-      <w:proofErr w:type="spellEnd"/>
-      <w:r>
-        <w:t xml:space="preserve">-ként tárol el. A </w:t>
-      </w:r>
-      <w:proofErr w:type="spellStart"/>
-      <w:r>
-        <w:t>hash</w:t>
-      </w:r>
-      <w:proofErr w:type="spellEnd"/>
-      <w:r>
-        <w:t xml:space="preserve"> szintet visszafejthetetlen, így hogyha valaki feltöri az adatbázist akkor nem fogja tudni a felhasználók jelszavát. Az egyetlen mód a kitalálására, hogyha ugyan azon jelszót </w:t>
-      </w:r>
-      <w:proofErr w:type="spellStart"/>
-      <w:r>
-        <w:t>hash-olunk</w:t>
-      </w:r>
-      <w:proofErr w:type="spellEnd"/>
-      <w:r>
-        <w:t xml:space="preserve"> le, ugyanis egy betű különbség is egy teljesen más karakter láncot ad vissza.</w:t>
+        <w:t>A „passwordHash” egy VARCHAR, ami a jelszót hash-ként tárol el. A hash szintet visszafejthetetlen, így hogyha valaki feltöri az adatbázist akkor nem fogja tudni a felhasználók jelszavát. Az egyetlen mód a kitalálására, hogyha ugyan azon jelszót hash-olunk le, ugyanis egy betű különbség is egy teljesen más karakter láncot ad vissza.</w:t>
       </w:r>
       <w:r>
         <w:t xml:space="preserve"> Az adat nem lehet NULL.</w:t>
@@ -1678,15 +1530,7 @@
         <w:jc w:val="both"/>
       </w:pPr>
       <w:r>
-        <w:t>eleme: „</w:t>
-      </w:r>
-      <w:proofErr w:type="spellStart"/>
-      <w:r>
-        <w:t>createdAt</w:t>
-      </w:r>
-      <w:proofErr w:type="spellEnd"/>
-      <w:r>
-        <w:t>”:</w:t>
+        <w:t>eleme: „createdAt”:</w:t>
       </w:r>
     </w:p>
     <w:p>
@@ -1719,15 +1563,7 @@
         <w:jc w:val="both"/>
       </w:pPr>
       <w:r>
-        <w:t>eleme: „</w:t>
-      </w:r>
-      <w:proofErr w:type="spellStart"/>
-      <w:r>
-        <w:t>updatedAt</w:t>
-      </w:r>
-      <w:proofErr w:type="spellEnd"/>
-      <w:r>
-        <w:t>”:</w:t>
+        <w:t>eleme: „updatedAt”:</w:t>
       </w:r>
     </w:p>
     <w:p>
@@ -1760,15 +1596,7 @@
         <w:jc w:val="both"/>
       </w:pPr>
       <w:r>
-        <w:t>eleme: „</w:t>
-      </w:r>
-      <w:proofErr w:type="spellStart"/>
-      <w:r>
-        <w:t>resetToken</w:t>
-      </w:r>
-      <w:proofErr w:type="spellEnd"/>
-      <w:r>
-        <w:t>”:</w:t>
+        <w:t>eleme: „resetToken”:</w:t>
       </w:r>
     </w:p>
     <w:p>
@@ -1782,15 +1610,7 @@
         <w:jc w:val="both"/>
       </w:pPr>
       <w:r>
-        <w:t>A „</w:t>
-      </w:r>
-      <w:proofErr w:type="spellStart"/>
-      <w:r>
-        <w:t>resetToken</w:t>
-      </w:r>
-      <w:proofErr w:type="spellEnd"/>
-      <w:r>
-        <w:t>” egy VARCHAR, amit a program az „elfelejtett jelszó” funkcióhoz használ.</w:t>
+        <w:t>A „resetToken” egy VARCHAR, amit a program az „elfelejtett jelszó” funkcióhoz használ.</w:t>
       </w:r>
     </w:p>
     <w:p>
@@ -1803,15 +1623,7 @@
         <w:jc w:val="both"/>
       </w:pPr>
       <w:r>
-        <w:t>eleme: „</w:t>
-      </w:r>
-      <w:proofErr w:type="spellStart"/>
-      <w:r>
-        <w:t>resetTokenExpiry</w:t>
-      </w:r>
-      <w:proofErr w:type="spellEnd"/>
-      <w:r>
-        <w:t>”:</w:t>
+        <w:t>eleme: „resetTokenExpiry”:</w:t>
       </w:r>
     </w:p>
     <w:p>
@@ -1825,49 +1637,92 @@
         <w:jc w:val="both"/>
       </w:pPr>
       <w:r>
-        <w:t>A „</w:t>
-      </w:r>
-      <w:proofErr w:type="spellStart"/>
-      <w:r>
-        <w:t>resetTokenExpiry</w:t>
-      </w:r>
-      <w:proofErr w:type="spellEnd"/>
-      <w:r>
-        <w:t xml:space="preserve">” egy </w:t>
+        <w:t xml:space="preserve">A „resetTokenExpiry” egy </w:t>
       </w:r>
       <w:r>
         <w:t>időbélyeg</w:t>
       </w:r>
       <w:r>
-        <w:t>, ami az előző „</w:t>
-      </w:r>
-      <w:proofErr w:type="spellStart"/>
-      <w:r>
-        <w:t>resetToken</w:t>
-      </w:r>
-      <w:proofErr w:type="spellEnd"/>
-      <w:r>
-        <w:t xml:space="preserve">” érvényességét határozza meg. A megadott időpont után a </w:t>
-      </w:r>
-      <w:proofErr w:type="spellStart"/>
-      <w:r>
-        <w:t>resetToken</w:t>
-      </w:r>
-      <w:proofErr w:type="spellEnd"/>
-      <w:r>
-        <w:t xml:space="preserve"> használhatatlan.</w:t>
-      </w:r>
-    </w:p>
-    <w:p>
-      <w:pPr>
-        <w:pStyle w:val="Listaa"/>
+        <w:t>, ami az előző „resetToken” érvényességét határozza meg. A megadott időpont után a resetToken használhatatlan.</w:t>
+      </w:r>
+    </w:p>
+    <w:p>
+      <w:pPr>
+        <w:pStyle w:val="Listaszerbekezds"/>
+        <w:numPr>
+          <w:ilvl w:val="0"/>
+          <w:numId w:val="14"/>
+        </w:numPr>
+        <w:spacing w:after="0"/>
+        <w:ind w:left="714" w:hanging="357"/>
+        <w:jc w:val="both"/>
+      </w:pPr>
+      <w:r>
+        <w:t>eleme: „permissionLevel”:</w:t>
+      </w:r>
+    </w:p>
+    <w:p>
+      <w:pPr>
+        <w:spacing w:after="0"/>
+        <w:ind w:left="851"/>
+        <w:jc w:val="both"/>
+      </w:pPr>
+      <w:r>
+        <w:t>A „permissionLevel” egy integer amely meghatározza hogy a felhasználó milyen hozzáférésekkel rendelkezik(Felhasználó, Moderátor, Admin)</w:t>
+      </w:r>
+    </w:p>
+    <w:p>
+      <w:pPr>
+        <w:pStyle w:val="Listaszerbekezds"/>
+        <w:numPr>
+          <w:ilvl w:val="0"/>
+          <w:numId w:val="14"/>
+        </w:numPr>
+        <w:spacing w:after="0"/>
+        <w:jc w:val="both"/>
+      </w:pPr>
+      <w:r>
+        <w:t>eleme: „canCreateCustomFood”:</w:t>
+      </w:r>
+    </w:p>
+    <w:p>
+      <w:pPr>
+        <w:pStyle w:val="Listaszerbekezds"/>
         <w:numPr>
           <w:ilvl w:val="0"/>
           <w:numId w:val="0"/>
         </w:numPr>
-        <w:ind w:left="357" w:hanging="357"/>
+        <w:spacing w:after="0"/>
+        <w:ind w:left="720"/>
         <w:jc w:val="both"/>
       </w:pPr>
+      <w:r>
+        <w:t>A „canCreateCustomFood” egy logikai változó, amely meghatározza hogy a felhasználó hozzáadhat-e egyedi ételeket.</w:t>
+      </w:r>
+    </w:p>
+    <w:p>
+      <w:pPr>
+        <w:pStyle w:val="Listaszerbekezds"/>
+        <w:numPr>
+          <w:ilvl w:val="0"/>
+          <w:numId w:val="14"/>
+        </w:numPr>
+        <w:spacing w:after="0"/>
+        <w:jc w:val="both"/>
+      </w:pPr>
+      <w:r>
+        <w:t>eleme: „isActive”:</w:t>
+      </w:r>
+    </w:p>
+    <w:p>
+      <w:pPr>
+        <w:spacing w:after="0"/>
+        <w:ind w:left="708"/>
+        <w:jc w:val="both"/>
+      </w:pPr>
+      <w:r>
+        <w:t>Egy logikai változó amely meghatározza hogy egy felhasználó aktív-e. Inaktív felhasználók 30 nap után törlődnek.</w:t>
+      </w:r>
     </w:p>
     <w:p>
       <w:pPr>
@@ -1892,23 +1747,7 @@
           <w:sz w:val="44"/>
           <w:szCs w:val="44"/>
         </w:rPr>
-        <w:t>„</w:t>
-      </w:r>
-      <w:proofErr w:type="spellStart"/>
-      <w:r>
-        <w:rPr>
-          <w:sz w:val="44"/>
-          <w:szCs w:val="44"/>
-        </w:rPr>
-        <w:t>userProfile</w:t>
-      </w:r>
-      <w:proofErr w:type="spellEnd"/>
-      <w:r>
-        <w:rPr>
-          <w:sz w:val="44"/>
-          <w:szCs w:val="44"/>
-        </w:rPr>
-        <w:t>” (Felhasználói profil</w:t>
+        <w:t>„userProfile” (Felhasználói profil</w:t>
       </w:r>
       <w:r>
         <w:rPr>
@@ -1987,15 +1826,7 @@
       </w:r>
       <w:r>
         <w:tab/>
-        <w:t xml:space="preserve">A </w:t>
-      </w:r>
-      <w:proofErr w:type="spellStart"/>
-      <w:r>
-        <w:t>userProfile</w:t>
-      </w:r>
-      <w:proofErr w:type="spellEnd"/>
-      <w:r>
-        <w:t xml:space="preserve"> tábla az, ahol a felhasználónak a személyes adati vannak eltárolva.</w:t>
+        <w:t>A userProfile tábla az, ahol a felhasználónak a személyes adati vannak eltárolva.</w:t>
       </w:r>
     </w:p>
     <w:p>
@@ -2012,15 +1843,7 @@
         </w:numPr>
       </w:pPr>
       <w:r>
-        <w:t>eleme: „</w:t>
-      </w:r>
-      <w:proofErr w:type="spellStart"/>
-      <w:r>
-        <w:t>user_id</w:t>
-      </w:r>
-      <w:proofErr w:type="spellEnd"/>
-      <w:r>
-        <w:t>”:</w:t>
+        <w:t>eleme: „user_id”:</w:t>
       </w:r>
     </w:p>
     <w:p>
@@ -2033,15 +1856,7 @@
         <w:ind w:left="851"/>
       </w:pPr>
       <w:r>
-        <w:t>Egy UUID kulcs, ez köti össze a táblát a „</w:t>
-      </w:r>
-      <w:proofErr w:type="spellStart"/>
-      <w:r>
-        <w:t>user</w:t>
-      </w:r>
-      <w:proofErr w:type="spellEnd"/>
-      <w:r>
-        <w:t>” táblával.</w:t>
+        <w:t>Egy UUID kulcs, ez köti össze a táblát a „user” táblával.</w:t>
       </w:r>
       <w:r>
         <w:t xml:space="preserve"> Ez az elsődleges kulcs.</w:t>
@@ -2059,15 +1874,7 @@
         <w:t>eleme</w:t>
       </w:r>
       <w:r>
-        <w:t>: „</w:t>
-      </w:r>
-      <w:proofErr w:type="spellStart"/>
-      <w:r>
-        <w:t>age</w:t>
-      </w:r>
-      <w:proofErr w:type="spellEnd"/>
-      <w:r>
-        <w:t>”:</w:t>
+        <w:t>: „age”:</w:t>
       </w:r>
     </w:p>
     <w:p>
@@ -2117,15 +1924,7 @@
         </w:numPr>
       </w:pPr>
       <w:r>
-        <w:t>eleme: „</w:t>
-      </w:r>
-      <w:proofErr w:type="spellStart"/>
-      <w:r>
-        <w:t>heightCm</w:t>
-      </w:r>
-      <w:proofErr w:type="spellEnd"/>
-      <w:r>
-        <w:t>”:</w:t>
+        <w:t>eleme: „heightCm”:</w:t>
       </w:r>
     </w:p>
     <w:p>
@@ -2156,15 +1955,7 @@
         </w:tabs>
       </w:pPr>
       <w:r>
-        <w:t>eleme: „</w:t>
-      </w:r>
-      <w:proofErr w:type="spellStart"/>
-      <w:r>
-        <w:t>weightKg</w:t>
-      </w:r>
-      <w:proofErr w:type="spellEnd"/>
-      <w:r>
-        <w:t>”:</w:t>
+        <w:t>eleme: „weightKg”:</w:t>
       </w:r>
     </w:p>
     <w:p>
@@ -2201,15 +1992,7 @@
         </w:tabs>
       </w:pPr>
       <w:r>
-        <w:t>eleme: „</w:t>
-      </w:r>
-      <w:proofErr w:type="spellStart"/>
-      <w:r>
-        <w:t>activityLevel_id</w:t>
-      </w:r>
-      <w:proofErr w:type="spellEnd"/>
-      <w:r>
-        <w:t>”:</w:t>
+        <w:t>eleme: „activityLevel_id”:</w:t>
       </w:r>
     </w:p>
     <w:p>
@@ -2225,31 +2008,7 @@
         <w:ind w:left="851"/>
       </w:pPr>
       <w:r>
-        <w:t xml:space="preserve">Az életmód </w:t>
-      </w:r>
-      <w:proofErr w:type="spellStart"/>
-      <w:r>
-        <w:t>szintjénének</w:t>
-      </w:r>
-      <w:proofErr w:type="spellEnd"/>
-      <w:r>
-        <w:t xml:space="preserve"> az </w:t>
-      </w:r>
-      <w:proofErr w:type="spellStart"/>
-      <w:r>
-        <w:t>IDja</w:t>
-      </w:r>
-      <w:proofErr w:type="spellEnd"/>
-      <w:r>
-        <w:t>, összeköti a táblát az „</w:t>
-      </w:r>
-      <w:proofErr w:type="spellStart"/>
-      <w:r>
-        <w:t>activityLevel</w:t>
-      </w:r>
-      <w:proofErr w:type="spellEnd"/>
-      <w:r>
-        <w:t>” táblával.</w:t>
+        <w:t>Az életmód szintjénének az IDja, összeköti a táblát az „activityLevel” táblával.</w:t>
       </w:r>
     </w:p>
     <w:p>
@@ -2264,15 +2023,7 @@
         </w:tabs>
       </w:pPr>
       <w:r>
-        <w:t>eleme: „</w:t>
-      </w:r>
-      <w:proofErr w:type="spellStart"/>
-      <w:r>
-        <w:t>goal_id</w:t>
-      </w:r>
-      <w:proofErr w:type="spellEnd"/>
-      <w:r>
-        <w:t>”:</w:t>
+        <w:t>eleme: „goal_id”:</w:t>
       </w:r>
     </w:p>
     <w:p>
@@ -2288,23 +2039,7 @@
         <w:ind w:left="851"/>
       </w:pPr>
       <w:r>
-        <w:t xml:space="preserve">A kitűzött cél </w:t>
-      </w:r>
-      <w:proofErr w:type="spellStart"/>
-      <w:r>
-        <w:t>IDja</w:t>
-      </w:r>
-      <w:proofErr w:type="spellEnd"/>
-      <w:r>
-        <w:t>, összeköti a táblát a „</w:t>
-      </w:r>
-      <w:proofErr w:type="spellStart"/>
-      <w:r>
-        <w:t>goal</w:t>
-      </w:r>
-      <w:proofErr w:type="spellEnd"/>
-      <w:r>
-        <w:t>” táblával</w:t>
+        <w:t>A kitűzött cél IDja, összeköti a táblát a „goal” táblával</w:t>
       </w:r>
     </w:p>
     <w:p>
@@ -2313,15 +2048,7 @@
       </w:pPr>
       <w:bookmarkStart w:id="3" w:name="_Toc213435699"/>
       <w:r>
-        <w:t>2.1. „</w:t>
-      </w:r>
-      <w:proofErr w:type="spellStart"/>
-      <w:r>
-        <w:t>activityLevel</w:t>
-      </w:r>
-      <w:proofErr w:type="spellEnd"/>
-      <w:r>
-        <w:t>” (Életvitel/tevékenység) tábla:</w:t>
+        <w:t>2.1. „activityLevel” (Életvitel/tevékenység) tábla:</w:t>
       </w:r>
       <w:bookmarkEnd w:id="3"/>
     </w:p>
@@ -2388,15 +2115,7 @@
       </w:r>
       <w:r>
         <w:tab/>
-        <w:t xml:space="preserve">Az </w:t>
-      </w:r>
-      <w:proofErr w:type="spellStart"/>
-      <w:r>
-        <w:t>activityLevel</w:t>
-      </w:r>
-      <w:proofErr w:type="spellEnd"/>
-      <w:r>
-        <w:t xml:space="preserve"> tábla a különböző életvitel típusokat tárolja le.</w:t>
+        <w:t>Az activityLevel tábla a különböző életvitel típusokat tárolja le.</w:t>
       </w:r>
     </w:p>
     <w:p>
@@ -2408,15 +2127,7 @@
         </w:numPr>
       </w:pPr>
       <w:r>
-        <w:t>eleme: „</w:t>
-      </w:r>
-      <w:proofErr w:type="spellStart"/>
-      <w:r>
-        <w:t>id</w:t>
-      </w:r>
-      <w:proofErr w:type="spellEnd"/>
-      <w:r>
-        <w:t>”:</w:t>
+        <w:t>eleme: „id”:</w:t>
       </w:r>
     </w:p>
     <w:p>
@@ -2429,31 +2140,7 @@
         <w:ind w:left="851"/>
       </w:pPr>
       <w:r>
-        <w:t>Az „</w:t>
-      </w:r>
-      <w:proofErr w:type="spellStart"/>
-      <w:r>
-        <w:t>id</w:t>
-      </w:r>
-      <w:proofErr w:type="spellEnd"/>
-      <w:r>
-        <w:t xml:space="preserve">” egy SERIAL adat, ami egy automatikusan megadott integer. Ez az elsődleges kulcs. Összekötésben áll az </w:t>
-      </w:r>
-      <w:proofErr w:type="spellStart"/>
-      <w:r>
-        <w:t>activityLevel_id-val</w:t>
-      </w:r>
-      <w:proofErr w:type="spellEnd"/>
-      <w:r>
-        <w:t xml:space="preserve"> a </w:t>
-      </w:r>
-      <w:proofErr w:type="spellStart"/>
-      <w:r>
-        <w:t>userProfile</w:t>
-      </w:r>
-      <w:proofErr w:type="spellEnd"/>
-      <w:r>
-        <w:t xml:space="preserve"> táblából.</w:t>
+        <w:t>Az „id” egy SERIAL adat, ami egy automatikusan megadott integer. Ez az elsődleges kulcs. Összekötésben áll az activityLevel_id-val a userProfile táblából.</w:t>
       </w:r>
     </w:p>
     <w:p>
@@ -2465,15 +2152,7 @@
         </w:numPr>
       </w:pPr>
       <w:r>
-        <w:t>eleme: „</w:t>
-      </w:r>
-      <w:proofErr w:type="spellStart"/>
-      <w:r>
-        <w:t>name</w:t>
-      </w:r>
-      <w:proofErr w:type="spellEnd"/>
-      <w:r>
-        <w:t>”:</w:t>
+        <w:t>eleme: „name”:</w:t>
       </w:r>
     </w:p>
     <w:p>
@@ -2504,15 +2183,7 @@
         <w:t>2.</w:t>
       </w:r>
       <w:r>
-        <w:t xml:space="preserve"> „</w:t>
-      </w:r>
-      <w:proofErr w:type="spellStart"/>
-      <w:r>
-        <w:t>goal</w:t>
-      </w:r>
-      <w:proofErr w:type="spellEnd"/>
-      <w:r>
-        <w:t>” (Cél) tábla:</w:t>
+        <w:t xml:space="preserve"> „goal” (Cél) tábla:</w:t>
       </w:r>
       <w:bookmarkEnd w:id="4"/>
     </w:p>
@@ -2579,15 +2250,7 @@
       </w:r>
       <w:r>
         <w:tab/>
-        <w:t xml:space="preserve">A </w:t>
-      </w:r>
-      <w:proofErr w:type="spellStart"/>
-      <w:r>
-        <w:t>goal</w:t>
-      </w:r>
-      <w:proofErr w:type="spellEnd"/>
-      <w:r>
-        <w:t xml:space="preserve"> tábla a különböző célokat tárolja le.</w:t>
+        <w:t>A goal tábla a különböző célokat tárolja le.</w:t>
       </w:r>
     </w:p>
     <w:p>
@@ -2599,15 +2262,7 @@
         </w:numPr>
       </w:pPr>
       <w:r>
-        <w:t>eleme: „</w:t>
-      </w:r>
-      <w:proofErr w:type="spellStart"/>
-      <w:r>
-        <w:t>id</w:t>
-      </w:r>
-      <w:proofErr w:type="spellEnd"/>
-      <w:r>
-        <w:t>”:</w:t>
+        <w:t>eleme: „id”:</w:t>
       </w:r>
     </w:p>
     <w:p>
@@ -2620,31 +2275,7 @@
         <w:ind w:left="851"/>
       </w:pPr>
       <w:r>
-        <w:t xml:space="preserve">Hasonló az </w:t>
-      </w:r>
-      <w:proofErr w:type="spellStart"/>
-      <w:r>
-        <w:t>activityLevel</w:t>
-      </w:r>
-      <w:proofErr w:type="spellEnd"/>
-      <w:r>
-        <w:t xml:space="preserve"> táblában használt </w:t>
-      </w:r>
-      <w:proofErr w:type="spellStart"/>
-      <w:r>
-        <w:t>id</w:t>
-      </w:r>
-      <w:proofErr w:type="spellEnd"/>
-      <w:r>
-        <w:t xml:space="preserve">-hoz, de ez a </w:t>
-      </w:r>
-      <w:proofErr w:type="spellStart"/>
-      <w:r>
-        <w:t>goal_id-val</w:t>
-      </w:r>
-      <w:proofErr w:type="spellEnd"/>
-      <w:r>
-        <w:t xml:space="preserve"> áll összekötésben. Ez az elsődleges kulcs.</w:t>
+        <w:t>Hasonló az activityLevel táblában használt id-hoz, de ez a goal_id-val áll összekötésben. Ez az elsődleges kulcs.</w:t>
       </w:r>
     </w:p>
     <w:p>
@@ -2656,15 +2287,7 @@
         </w:numPr>
       </w:pPr>
       <w:r>
-        <w:t>eleme: „</w:t>
-      </w:r>
-      <w:proofErr w:type="spellStart"/>
-      <w:r>
-        <w:t>name</w:t>
-      </w:r>
-      <w:proofErr w:type="spellEnd"/>
-      <w:r>
-        <w:t>”:</w:t>
+        <w:t>eleme: „name”:</w:t>
       </w:r>
     </w:p>
     <w:p>
@@ -2755,30 +2378,14 @@
         <w:t>3.</w:t>
       </w:r>
       <w:r>
-        <w:t xml:space="preserve"> „</w:t>
-      </w:r>
-      <w:proofErr w:type="spellStart"/>
-      <w:r>
-        <w:t>dailyGoal</w:t>
-      </w:r>
-      <w:proofErr w:type="spellEnd"/>
-      <w:r>
-        <w:t>” (Napi cél) tábla:</w:t>
+        <w:t xml:space="preserve"> „dailyGoal” (Napi cél) tábla:</w:t>
       </w:r>
       <w:bookmarkEnd w:id="5"/>
     </w:p>
     <w:p>
       <w:r>
         <w:tab/>
-        <w:t xml:space="preserve">A </w:t>
-      </w:r>
-      <w:proofErr w:type="spellStart"/>
-      <w:r>
-        <w:t>dailyGoal</w:t>
-      </w:r>
-      <w:proofErr w:type="spellEnd"/>
-      <w:r>
-        <w:t xml:space="preserve"> a napi tápanyag limitet határozza meg.</w:t>
+        <w:t>A dailyGoal a napi tápanyag limitet határozza meg.</w:t>
       </w:r>
     </w:p>
     <w:p>
@@ -2790,15 +2397,7 @@
         </w:numPr>
       </w:pPr>
       <w:r>
-        <w:t>eleme: „</w:t>
-      </w:r>
-      <w:proofErr w:type="spellStart"/>
-      <w:r>
-        <w:t>user_id</w:t>
-      </w:r>
-      <w:proofErr w:type="spellEnd"/>
-      <w:r>
-        <w:t>”:</w:t>
+        <w:t>eleme: „user_id”:</w:t>
       </w:r>
     </w:p>
     <w:p>
@@ -2824,15 +2423,7 @@
       </w:pPr>
       <w:r>
         <w:lastRenderedPageBreak/>
-        <w:t>eleme: „</w:t>
-      </w:r>
-      <w:proofErr w:type="spellStart"/>
-      <w:r>
-        <w:t>date</w:t>
-      </w:r>
-      <w:proofErr w:type="spellEnd"/>
-      <w:r>
-        <w:t>”:</w:t>
+        <w:t>eleme: „date”:</w:t>
       </w:r>
     </w:p>
     <w:p>
@@ -2857,15 +2448,7 @@
         </w:numPr>
       </w:pPr>
       <w:r>
-        <w:t>eleme: „</w:t>
-      </w:r>
-      <w:proofErr w:type="spellStart"/>
-      <w:r>
-        <w:t>caloriesGoal</w:t>
-      </w:r>
-      <w:proofErr w:type="spellEnd"/>
-      <w:r>
-        <w:t>”:</w:t>
+        <w:t>eleme: „caloriesGoal”:</w:t>
       </w:r>
     </w:p>
     <w:p>
@@ -2890,15 +2473,7 @@
         </w:numPr>
       </w:pPr>
       <w:r>
-        <w:t>eleme: „</w:t>
-      </w:r>
-      <w:proofErr w:type="spellStart"/>
-      <w:r>
-        <w:t>proteinGoal</w:t>
-      </w:r>
-      <w:proofErr w:type="spellEnd"/>
-      <w:r>
-        <w:t>”:</w:t>
+        <w:t>eleme: „proteinGoal”:</w:t>
       </w:r>
     </w:p>
     <w:p>
@@ -2929,15 +2504,7 @@
         </w:numPr>
       </w:pPr>
       <w:r>
-        <w:t>eleme: „</w:t>
-      </w:r>
-      <w:proofErr w:type="spellStart"/>
-      <w:r>
-        <w:t>fatGoal</w:t>
-      </w:r>
-      <w:proofErr w:type="spellEnd"/>
-      <w:r>
-        <w:t>”:</w:t>
+        <w:t>eleme: „fatGoal”:</w:t>
       </w:r>
     </w:p>
     <w:p>
@@ -2968,15 +2535,7 @@
         </w:numPr>
       </w:pPr>
       <w:r>
-        <w:t>eleme: „</w:t>
-      </w:r>
-      <w:proofErr w:type="spellStart"/>
-      <w:r>
-        <w:t>carbsGoal</w:t>
-      </w:r>
-      <w:proofErr w:type="spellEnd"/>
-      <w:r>
-        <w:t>”:</w:t>
+        <w:t>eleme: „carbsGoal”:</w:t>
       </w:r>
     </w:p>
     <w:p>
@@ -3004,15 +2563,7 @@
       </w:pPr>
       <w:bookmarkStart w:id="6" w:name="_Toc213435702"/>
       <w:r>
-        <w:t>2.4. „</w:t>
-      </w:r>
-      <w:proofErr w:type="spellStart"/>
-      <w:r>
-        <w:t>weightLog</w:t>
-      </w:r>
-      <w:proofErr w:type="spellEnd"/>
-      <w:r>
-        <w:t>” (Tömeg napló) tábla:</w:t>
+        <w:t>2.4. „weightLog” (Tömeg napló) tábla:</w:t>
       </w:r>
       <w:bookmarkEnd w:id="6"/>
     </w:p>
@@ -3085,15 +2636,7 @@
         </w:numPr>
       </w:pPr>
       <w:r>
-        <w:t>eleme: „</w:t>
-      </w:r>
-      <w:proofErr w:type="spellStart"/>
-      <w:r>
-        <w:t>id</w:t>
-      </w:r>
-      <w:proofErr w:type="spellEnd"/>
-      <w:r>
-        <w:t>”:</w:t>
+        <w:t>eleme: „id”:</w:t>
       </w:r>
     </w:p>
     <w:p>
@@ -3118,15 +2661,7 @@
         </w:numPr>
       </w:pPr>
       <w:r>
-        <w:t>eleme: „</w:t>
-      </w:r>
-      <w:proofErr w:type="spellStart"/>
-      <w:r>
-        <w:t>user_id</w:t>
-      </w:r>
-      <w:proofErr w:type="spellEnd"/>
-      <w:r>
-        <w:t>”:</w:t>
+        <w:t>eleme: „user_id”:</w:t>
       </w:r>
     </w:p>
     <w:p>
@@ -3139,15 +2674,7 @@
         <w:ind w:left="851"/>
       </w:pPr>
       <w:r>
-        <w:t xml:space="preserve">Egy UUID adat, amit a </w:t>
-      </w:r>
-      <w:proofErr w:type="spellStart"/>
-      <w:r>
-        <w:t>user</w:t>
-      </w:r>
-      <w:proofErr w:type="spellEnd"/>
-      <w:r>
-        <w:t xml:space="preserve"> táblától kap, a felhasználónak az azonosítója.</w:t>
+        <w:t>Egy UUID adat, amit a user táblától kap, a felhasználónak az azonosítója.</w:t>
       </w:r>
     </w:p>
     <w:p>
@@ -3159,15 +2686,7 @@
         </w:numPr>
       </w:pPr>
       <w:r>
-        <w:t>eleme: „</w:t>
-      </w:r>
-      <w:proofErr w:type="spellStart"/>
-      <w:r>
-        <w:t>weightKg</w:t>
-      </w:r>
-      <w:proofErr w:type="spellEnd"/>
-      <w:r>
-        <w:t>”:</w:t>
+        <w:t>eleme: „weightKg”:</w:t>
       </w:r>
     </w:p>
     <w:p>
@@ -3192,15 +2711,7 @@
         </w:numPr>
       </w:pPr>
       <w:r>
-        <w:t>eleme: „</w:t>
-      </w:r>
-      <w:proofErr w:type="spellStart"/>
-      <w:r>
-        <w:t>loggedAt</w:t>
-      </w:r>
-      <w:proofErr w:type="spellEnd"/>
-      <w:r>
-        <w:t>”:</w:t>
+        <w:t>eleme: „loggedAt”:</w:t>
       </w:r>
     </w:p>
     <w:p>
@@ -3242,25 +2753,7 @@
           <w:sz w:val="36"/>
           <w:szCs w:val="36"/>
         </w:rPr>
-        <w:t>„</w:t>
-      </w:r>
-      <w:proofErr w:type="spellStart"/>
-      <w:r>
-        <w:rPr>
-          <w:color w:val="265891"/>
-          <w:sz w:val="36"/>
-          <w:szCs w:val="36"/>
-        </w:rPr>
-        <w:t>userFoodLog</w:t>
-      </w:r>
-      <w:proofErr w:type="spellEnd"/>
-      <w:r>
-        <w:rPr>
-          <w:color w:val="265891"/>
-          <w:sz w:val="36"/>
-          <w:szCs w:val="36"/>
-        </w:rPr>
-        <w:t>” (Felhasználó</w:t>
+        <w:t>„userFoodLog” (Felhasználó</w:t>
       </w:r>
       <w:r>
         <w:rPr>
@@ -3291,15 +2784,7 @@
     <w:p>
       <w:r>
         <w:tab/>
-        <w:t xml:space="preserve">A </w:t>
-      </w:r>
-      <w:proofErr w:type="spellStart"/>
-      <w:r>
-        <w:t>userFoodLog</w:t>
-      </w:r>
-      <w:proofErr w:type="spellEnd"/>
-      <w:r>
-        <w:t xml:space="preserve"> tábla az adott felhasználók táplálék bevitelének naplózását biztosítja.</w:t>
+        <w:t>A userFoodLog tábla az adott felhasználók táplálék bevitelének naplózását biztosítja.</w:t>
       </w:r>
     </w:p>
     <w:p>
@@ -3371,15 +2856,7 @@
         </w:drawing>
       </w:r>
       <w:r>
-        <w:t>eleme: „</w:t>
-      </w:r>
-      <w:proofErr w:type="spellStart"/>
-      <w:r>
-        <w:t>id</w:t>
-      </w:r>
-      <w:proofErr w:type="spellEnd"/>
-      <w:r>
-        <w:t>”:</w:t>
+        <w:t>eleme: „id”:</w:t>
       </w:r>
     </w:p>
     <w:p>
@@ -3395,15 +2872,7 @@
         <w:ind w:left="851"/>
       </w:pPr>
       <w:r>
-        <w:t xml:space="preserve">Az </w:t>
-      </w:r>
-      <w:proofErr w:type="spellStart"/>
-      <w:r>
-        <w:t>id</w:t>
-      </w:r>
-      <w:proofErr w:type="spellEnd"/>
-      <w:r>
-        <w:t xml:space="preserve"> egy UUID-ként van eltárolva. Ez az elsődleges kulcs.</w:t>
+        <w:t>Az id egy UUID-ként van eltárolva. Ez az elsődleges kulcs.</w:t>
       </w:r>
     </w:p>
     <w:p>
@@ -3418,15 +2887,7 @@
         </w:tabs>
       </w:pPr>
       <w:r>
-        <w:t>eleme: „</w:t>
-      </w:r>
-      <w:proofErr w:type="spellStart"/>
-      <w:r>
-        <w:t>foodItem_id</w:t>
-      </w:r>
-      <w:proofErr w:type="spellEnd"/>
-      <w:r>
-        <w:t>”:</w:t>
+        <w:t>eleme: „foodItem_id”:</w:t>
       </w:r>
     </w:p>
     <w:p>
@@ -3442,23 +2903,7 @@
         <w:ind w:left="851"/>
       </w:pPr>
       <w:r>
-        <w:t xml:space="preserve">A </w:t>
-      </w:r>
-      <w:proofErr w:type="spellStart"/>
-      <w:r>
-        <w:t>foodItem</w:t>
-      </w:r>
-      <w:proofErr w:type="spellEnd"/>
-      <w:r>
-        <w:t xml:space="preserve"> tábla </w:t>
-      </w:r>
-      <w:proofErr w:type="spellStart"/>
-      <w:r>
-        <w:t>id</w:t>
-      </w:r>
-      <w:proofErr w:type="spellEnd"/>
-      <w:r>
-        <w:t xml:space="preserve"> mezőjével áll összekötésben. Szintén UUID.</w:t>
+        <w:t>A foodItem tábla id mezőjével áll összekötésben. Szintén UUID.</w:t>
       </w:r>
     </w:p>
     <w:p>
@@ -3473,15 +2918,7 @@
         </w:tabs>
       </w:pPr>
       <w:r>
-        <w:t>eleme: „</w:t>
-      </w:r>
-      <w:proofErr w:type="spellStart"/>
-      <w:r>
-        <w:t>user_id</w:t>
-      </w:r>
-      <w:proofErr w:type="spellEnd"/>
-      <w:r>
-        <w:t>”:</w:t>
+        <w:t>eleme: „user_id”:</w:t>
       </w:r>
     </w:p>
     <w:p>
@@ -3512,15 +2949,7 @@
         </w:tabs>
       </w:pPr>
       <w:r>
-        <w:t>eleme: „</w:t>
-      </w:r>
-      <w:proofErr w:type="spellStart"/>
-      <w:r>
-        <w:t>logDate</w:t>
-      </w:r>
-      <w:proofErr w:type="spellEnd"/>
-      <w:r>
-        <w:t>”:</w:t>
+        <w:t>eleme: „logDate”:</w:t>
       </w:r>
     </w:p>
     <w:p>
@@ -3551,15 +2980,7 @@
         </w:tabs>
       </w:pPr>
       <w:r>
-        <w:t>eleme: „</w:t>
-      </w:r>
-      <w:proofErr w:type="spellStart"/>
-      <w:r>
-        <w:t>mealType_id</w:t>
-      </w:r>
-      <w:proofErr w:type="spellEnd"/>
-      <w:r>
-        <w:t>”:</w:t>
+        <w:t>eleme: „mealType_id”:</w:t>
       </w:r>
     </w:p>
     <w:p>
@@ -3590,15 +3011,7 @@
         </w:tabs>
       </w:pPr>
       <w:r>
-        <w:t>eleme: „</w:t>
-      </w:r>
-      <w:proofErr w:type="spellStart"/>
-      <w:r>
-        <w:t>quantity</w:t>
-      </w:r>
-      <w:proofErr w:type="spellEnd"/>
-      <w:r>
-        <w:t>”:</w:t>
+        <w:t>eleme: „quantity”:</w:t>
       </w:r>
     </w:p>
     <w:p>
@@ -3629,15 +3042,7 @@
         </w:tabs>
       </w:pPr>
       <w:r>
-        <w:t>eleme: „</w:t>
-      </w:r>
-      <w:proofErr w:type="spellStart"/>
-      <w:r>
-        <w:t>createdAt</w:t>
-      </w:r>
-      <w:proofErr w:type="spellEnd"/>
-      <w:r>
-        <w:t>”:</w:t>
+        <w:t>eleme: „createdAt”:</w:t>
       </w:r>
     </w:p>
     <w:p>
@@ -3662,42 +3067,30 @@
       </w:pPr>
       <w:bookmarkStart w:id="8" w:name="_Toc213435704"/>
       <w:r>
-        <w:t>3.2</w:t>
-      </w:r>
-      <w:r>
-        <w:t>.</w:t>
-      </w:r>
-      <w:r>
-        <w:t xml:space="preserve"> „</w:t>
-      </w:r>
-      <w:proofErr w:type="spellStart"/>
-      <w:r>
-        <w:t>foodItem</w:t>
-      </w:r>
-      <w:proofErr w:type="spellEnd"/>
-      <w:r>
-        <w:t>” (Étel) tábla:</w:t>
-      </w:r>
-      <w:bookmarkEnd w:id="8"/>
-    </w:p>
-    <w:p>
-      <w:r>
         <w:rPr>
           <w:noProof/>
         </w:rPr>
         <w:drawing>
-          <wp:anchor distT="0" distB="0" distL="114300" distR="114300" simplePos="0" relativeHeight="251665408" behindDoc="0" locked="0" layoutInCell="1" allowOverlap="1" wp14:anchorId="5C5DFF3D" wp14:editId="4C09A945">
+          <wp:anchor distT="0" distB="0" distL="114300" distR="114300" simplePos="0" relativeHeight="251673600" behindDoc="1" locked="0" layoutInCell="1" allowOverlap="1" wp14:anchorId="271568C3" wp14:editId="49344E6A">
             <wp:simplePos x="0" y="0"/>
             <wp:positionH relativeFrom="margin">
               <wp:align>right</wp:align>
             </wp:positionH>
-            <wp:positionV relativeFrom="page">
-              <wp:posOffset>5113655</wp:posOffset>
+            <wp:positionV relativeFrom="paragraph">
+              <wp:posOffset>218440</wp:posOffset>
             </wp:positionV>
-            <wp:extent cx="1676400" cy="3228975"/>
-            <wp:effectExtent l="0" t="0" r="0" b="9525"/>
-            <wp:wrapSquare wrapText="bothSides"/>
-            <wp:docPr id="1886627416" name="Kép 11" descr="A képen szöveg, képernyőkép, szám látható&#10;&#10;Előfordulhat, hogy az AI által létrehozott tartalom helytelen."/>
+            <wp:extent cx="1323975" cy="2771775"/>
+            <wp:effectExtent l="0" t="0" r="9525" b="9525"/>
+            <wp:wrapTight wrapText="bothSides">
+              <wp:wrapPolygon edited="0">
+                <wp:start x="0" y="0"/>
+                <wp:lineTo x="0" y="21526"/>
+                <wp:lineTo x="21445" y="21526"/>
+                <wp:lineTo x="21445" y="0"/>
+                <wp:lineTo x="0" y="0"/>
+              </wp:wrapPolygon>
+            </wp:wrapTight>
+            <wp:docPr id="7" name="Kép 7"/>
             <wp:cNvGraphicFramePr>
               <a:graphicFrameLocks xmlns:a="http://schemas.openxmlformats.org/drawingml/2006/main" noChangeAspect="1"/>
             </wp:cNvGraphicFramePr>
@@ -3705,7 +3098,7 @@
               <a:graphicData uri="http://schemas.openxmlformats.org/drawingml/2006/picture">
                 <pic:pic xmlns:pic="http://schemas.openxmlformats.org/drawingml/2006/picture">
                   <pic:nvPicPr>
-                    <pic:cNvPr id="1886627416" name="Kép 11" descr="A képen szöveg, képernyőkép, szám látható&#10;&#10;Előfordulhat, hogy az AI által létrehozott tartalom helytelen."/>
+                    <pic:cNvPr id="7" name="Kép 7"/>
                     <pic:cNvPicPr/>
                   </pic:nvPicPr>
                   <pic:blipFill>
@@ -3723,7 +3116,7 @@
                   <pic:spPr>
                     <a:xfrm>
                       <a:off x="0" y="0"/>
-                      <a:ext cx="1676400" cy="3228975"/>
+                      <a:ext cx="1323975" cy="2771775"/>
                     </a:xfrm>
                     <a:prstGeom prst="rect">
                       <a:avLst/>
@@ -3736,16 +3129,20 @@
         </w:drawing>
       </w:r>
       <w:r>
+        <w:t>3.2</w:t>
+      </w:r>
+      <w:r>
+        <w:t>.</w:t>
+      </w:r>
+      <w:r>
+        <w:t xml:space="preserve"> „foodItem” (Étel) tábla:</w:t>
+      </w:r>
+      <w:bookmarkEnd w:id="8"/>
+    </w:p>
+    <w:p>
+      <w:r>
         <w:tab/>
-        <w:t xml:space="preserve">A </w:t>
-      </w:r>
-      <w:proofErr w:type="spellStart"/>
-      <w:r>
-        <w:t>foodItem</w:t>
-      </w:r>
-      <w:proofErr w:type="spellEnd"/>
-      <w:r>
-        <w:t xml:space="preserve"> tábla a bizonyos ételeket tárolja el.</w:t>
+        <w:t>A foodItem tábla a bizonyos ételeket tárolja el.</w:t>
       </w:r>
     </w:p>
     <w:p>
@@ -3757,15 +3154,7 @@
         </w:numPr>
       </w:pPr>
       <w:r>
-        <w:t>eleme: „</w:t>
-      </w:r>
-      <w:proofErr w:type="spellStart"/>
-      <w:r>
-        <w:t>id</w:t>
-      </w:r>
-      <w:proofErr w:type="spellEnd"/>
-      <w:r>
-        <w:t>”:</w:t>
+        <w:t>eleme: „id”:</w:t>
       </w:r>
     </w:p>
     <w:p>
@@ -3790,15 +3179,7 @@
         </w:numPr>
       </w:pPr>
       <w:r>
-        <w:t>eleme: „</w:t>
-      </w:r>
-      <w:proofErr w:type="spellStart"/>
-      <w:r>
-        <w:t>name</w:t>
-      </w:r>
-      <w:proofErr w:type="spellEnd"/>
-      <w:r>
-        <w:t>”:</w:t>
+        <w:t>eleme: „name”:</w:t>
       </w:r>
     </w:p>
     <w:p>
@@ -3829,15 +3210,7 @@
         </w:numPr>
       </w:pPr>
       <w:r>
-        <w:t>eleme: „</w:t>
-      </w:r>
-      <w:proofErr w:type="spellStart"/>
-      <w:r>
-        <w:t>brand</w:t>
-      </w:r>
-      <w:proofErr w:type="spellEnd"/>
-      <w:r>
-        <w:t>”:</w:t>
+        <w:t>eleme: „brand”:</w:t>
       </w:r>
     </w:p>
     <w:p>
@@ -3850,15 +3223,7 @@
         <w:ind w:left="851"/>
       </w:pPr>
       <w:r>
-        <w:t xml:space="preserve">A rekord márkája, mivel több ételből különböző márkák vannak. Például </w:t>
-      </w:r>
-      <w:proofErr w:type="spellStart"/>
-      <w:r>
-        <w:t>Maggi</w:t>
-      </w:r>
-      <w:proofErr w:type="spellEnd"/>
-      <w:r>
-        <w:t>, Pick.</w:t>
+        <w:t>A rekord márkája, mivel több ételből különböző márkák vannak. Például Maggi, Pick.</w:t>
       </w:r>
     </w:p>
     <w:p>
@@ -3870,15 +3235,7 @@
         </w:numPr>
       </w:pPr>
       <w:r>
-        <w:t>eleme: „</w:t>
-      </w:r>
-      <w:proofErr w:type="spellStart"/>
-      <w:r>
-        <w:t>servingSizeGrams</w:t>
-      </w:r>
-      <w:proofErr w:type="spellEnd"/>
-      <w:r>
-        <w:t>”:</w:t>
+        <w:t>eleme: „barcode”:</w:t>
       </w:r>
     </w:p>
     <w:p>
@@ -3888,6 +3245,31 @@
           <w:ilvl w:val="0"/>
           <w:numId w:val="0"/>
         </w:numPr>
+        <w:ind w:left="720"/>
+      </w:pPr>
+      <w:r>
+        <w:t>Egy integer amelyben a termék vonalkódját tárolja.</w:t>
+      </w:r>
+    </w:p>
+    <w:p>
+      <w:pPr>
+        <w:pStyle w:val="Listaszerbekezds"/>
+        <w:numPr>
+          <w:ilvl w:val="0"/>
+          <w:numId w:val="20"/>
+        </w:numPr>
+      </w:pPr>
+      <w:r>
+        <w:t>eleme: „servingSizeGrams”:</w:t>
+      </w:r>
+    </w:p>
+    <w:p>
+      <w:pPr>
+        <w:pStyle w:val="Listaszerbekezds"/>
+        <w:numPr>
+          <w:ilvl w:val="0"/>
+          <w:numId w:val="0"/>
+        </w:numPr>
         <w:ind w:left="851"/>
       </w:pPr>
       <w:r>
@@ -3903,15 +3285,7 @@
         </w:numPr>
       </w:pPr>
       <w:r>
-        <w:t>eleme: „</w:t>
-      </w:r>
-      <w:proofErr w:type="spellStart"/>
-      <w:r>
-        <w:t>calories</w:t>
-      </w:r>
-      <w:proofErr w:type="spellEnd"/>
-      <w:r>
-        <w:t>”:</w:t>
+        <w:t>eleme: „calories”:</w:t>
       </w:r>
     </w:p>
     <w:p>
@@ -3961,15 +3335,7 @@
         </w:numPr>
       </w:pPr>
       <w:r>
-        <w:t>eleme: „</w:t>
-      </w:r>
-      <w:proofErr w:type="spellStart"/>
-      <w:r>
-        <w:t>fat</w:t>
-      </w:r>
-      <w:proofErr w:type="spellEnd"/>
-      <w:r>
-        <w:t>”:</w:t>
+        <w:t>eleme: „fat”:</w:t>
       </w:r>
     </w:p>
     <w:p>
@@ -3994,15 +3360,7 @@
         </w:numPr>
       </w:pPr>
       <w:r>
-        <w:t>eleme: „</w:t>
-      </w:r>
-      <w:proofErr w:type="spellStart"/>
-      <w:r>
-        <w:t>carbs</w:t>
-      </w:r>
-      <w:proofErr w:type="spellEnd"/>
-      <w:r>
-        <w:t>”:</w:t>
+        <w:t>eleme: „carbs”:</w:t>
       </w:r>
     </w:p>
     <w:p>
@@ -4027,15 +3385,7 @@
         </w:numPr>
       </w:pPr>
       <w:r>
-        <w:t>eleme: „</w:t>
-      </w:r>
-      <w:proofErr w:type="spellStart"/>
-      <w:r>
-        <w:t>fiber</w:t>
-      </w:r>
-      <w:proofErr w:type="spellEnd"/>
-      <w:r>
-        <w:t>”:</w:t>
+        <w:t>eleme: „fiber”:</w:t>
       </w:r>
     </w:p>
     <w:p>
@@ -4060,15 +3410,7 @@
         </w:numPr>
       </w:pPr>
       <w:r>
-        <w:t>eleme: „</w:t>
-      </w:r>
-      <w:proofErr w:type="spellStart"/>
-      <w:r>
-        <w:t>sugar</w:t>
-      </w:r>
-      <w:proofErr w:type="spellEnd"/>
-      <w:r>
-        <w:t>:”</w:t>
+        <w:t>eleme: „sugar:”</w:t>
       </w:r>
     </w:p>
     <w:p>
@@ -4094,15 +3436,7 @@
       </w:pPr>
       <w:r>
         <w:lastRenderedPageBreak/>
-        <w:t>eleme: „</w:t>
-      </w:r>
-      <w:proofErr w:type="spellStart"/>
-      <w:r>
-        <w:t>sodium</w:t>
-      </w:r>
-      <w:proofErr w:type="spellEnd"/>
-      <w:r>
-        <w:t>”:</w:t>
+        <w:t>eleme: „sodium”:</w:t>
       </w:r>
     </w:p>
     <w:p>
@@ -4127,15 +3461,13 @@
         </w:numPr>
       </w:pPr>
       <w:r>
-        <w:t>eleme: „</w:t>
-      </w:r>
-      <w:proofErr w:type="spellStart"/>
-      <w:r>
-        <w:t>is_custom</w:t>
-      </w:r>
-      <w:proofErr w:type="spellEnd"/>
-      <w:r>
-        <w:t>”:</w:t>
+        <w:t>eleme: „is</w:t>
+      </w:r>
+      <w:r>
+        <w:t>C</w:t>
+      </w:r>
+      <w:r>
+        <w:t>ustom”:</w:t>
       </w:r>
     </w:p>
     <w:p>
@@ -4160,15 +3492,7 @@
         </w:numPr>
       </w:pPr>
       <w:r>
-        <w:t>eleme: „</w:t>
-      </w:r>
-      <w:proofErr w:type="spellStart"/>
-      <w:r>
-        <w:t>createdBy</w:t>
-      </w:r>
-      <w:proofErr w:type="spellEnd"/>
-      <w:r>
-        <w:t>”:</w:t>
+        <w:t>eleme: „createdBy”:</w:t>
       </w:r>
     </w:p>
     <w:p>
@@ -4190,15 +3514,7 @@
       </w:pPr>
       <w:bookmarkStart w:id="9" w:name="_Toc213435705"/>
       <w:r>
-        <w:t>3.3. „</w:t>
-      </w:r>
-      <w:proofErr w:type="spellStart"/>
-      <w:r>
-        <w:t>mealType</w:t>
-      </w:r>
-      <w:proofErr w:type="spellEnd"/>
-      <w:r>
-        <w:t>” (Étkezési típus) tábla:</w:t>
+        <w:t>3.3. „mealType” (Étkezési típus) tábla:</w:t>
       </w:r>
       <w:bookmarkEnd w:id="9"/>
     </w:p>
@@ -4271,15 +3587,7 @@
         </w:numPr>
       </w:pPr>
       <w:r>
-        <w:t>eleme: „</w:t>
-      </w:r>
-      <w:proofErr w:type="spellStart"/>
-      <w:r>
-        <w:t>id</w:t>
-      </w:r>
-      <w:proofErr w:type="spellEnd"/>
-      <w:r>
-        <w:t>”:</w:t>
+        <w:t>eleme: „id”:</w:t>
       </w:r>
     </w:p>
     <w:p>
@@ -4292,23 +3600,7 @@
         <w:ind w:left="851"/>
       </w:pPr>
       <w:r>
-        <w:t>Egy SERIAL-ban megadott azonosító, amire a „</w:t>
-      </w:r>
-      <w:proofErr w:type="spellStart"/>
-      <w:r>
-        <w:t>mealType_id</w:t>
-      </w:r>
-      <w:proofErr w:type="spellEnd"/>
-      <w:r>
-        <w:t xml:space="preserve">” hivatkozik a </w:t>
-      </w:r>
-      <w:proofErr w:type="spellStart"/>
-      <w:r>
-        <w:t>userFoodLog</w:t>
-      </w:r>
-      <w:proofErr w:type="spellEnd"/>
-      <w:r>
-        <w:t xml:space="preserve"> táblában. Ez az elsődleges kulcs.</w:t>
+        <w:t>Egy SERIAL-ban megadott azonosító, amire a „mealType_id” hivatkozik a userFoodLog táblában. Ez az elsődleges kulcs.</w:t>
       </w:r>
     </w:p>
     <w:p>
@@ -4320,15 +3612,7 @@
         </w:numPr>
       </w:pPr>
       <w:r>
-        <w:t>eleme: „</w:t>
-      </w:r>
-      <w:proofErr w:type="spellStart"/>
-      <w:r>
-        <w:t>name</w:t>
-      </w:r>
-      <w:proofErr w:type="spellEnd"/>
-      <w:r>
-        <w:t>”:</w:t>
+        <w:t>eleme: „name”:</w:t>
       </w:r>
     </w:p>
     <w:p>
@@ -4367,23 +3651,7 @@
           <w:sz w:val="36"/>
           <w:szCs w:val="36"/>
         </w:rPr>
-        <w:t>„</w:t>
-      </w:r>
-      <w:proofErr w:type="spellStart"/>
-      <w:r>
-        <w:rPr>
-          <w:sz w:val="36"/>
-          <w:szCs w:val="36"/>
-        </w:rPr>
-        <w:t>userExerciseLog</w:t>
-      </w:r>
-      <w:proofErr w:type="spellEnd"/>
-      <w:r>
-        <w:rPr>
-          <w:sz w:val="36"/>
-          <w:szCs w:val="36"/>
-        </w:rPr>
-        <w:t>” (Felhasználói testedzés napló) tábla</w:t>
+        <w:t>„userExerciseLog” (Felhasználói testedzés napló) tábla</w:t>
       </w:r>
       <w:bookmarkEnd w:id="10"/>
     </w:p>
@@ -4456,15 +3724,7 @@
         </w:drawing>
       </w:r>
       <w:r>
-        <w:t>eleme: „</w:t>
-      </w:r>
-      <w:proofErr w:type="spellStart"/>
-      <w:r>
-        <w:t>id</w:t>
-      </w:r>
-      <w:proofErr w:type="spellEnd"/>
-      <w:r>
-        <w:t>”:</w:t>
+        <w:t>eleme: „id”:</w:t>
       </w:r>
     </w:p>
     <w:p>
@@ -4489,15 +3749,7 @@
         </w:numPr>
       </w:pPr>
       <w:r>
-        <w:t>eleme: „</w:t>
-      </w:r>
-      <w:proofErr w:type="spellStart"/>
-      <w:r>
-        <w:t>user_id</w:t>
-      </w:r>
-      <w:proofErr w:type="spellEnd"/>
-      <w:r>
-        <w:t>”:</w:t>
+        <w:t>eleme: „user_id”:</w:t>
       </w:r>
     </w:p>
     <w:p>
@@ -4510,23 +3762,7 @@
         <w:ind w:left="851"/>
       </w:pPr>
       <w:r>
-        <w:t xml:space="preserve">A felhasználó azonosítója, kapcsolatban áll a </w:t>
-      </w:r>
-      <w:proofErr w:type="spellStart"/>
-      <w:r>
-        <w:t>user</w:t>
-      </w:r>
-      <w:proofErr w:type="spellEnd"/>
-      <w:r>
-        <w:t xml:space="preserve"> tábla </w:t>
-      </w:r>
-      <w:proofErr w:type="spellStart"/>
-      <w:r>
-        <w:t>id</w:t>
-      </w:r>
-      <w:proofErr w:type="spellEnd"/>
-      <w:r>
-        <w:t xml:space="preserve"> mezőjével. UUID formátumban tárolt.</w:t>
+        <w:t>A felhasználó azonosítója, kapcsolatban áll a user tábla id mezőjével. UUID formátumban tárolt.</w:t>
       </w:r>
     </w:p>
     <w:p>
@@ -4538,15 +3774,7 @@
         </w:numPr>
       </w:pPr>
       <w:r>
-        <w:t>eleme: „</w:t>
-      </w:r>
-      <w:proofErr w:type="spellStart"/>
-      <w:r>
-        <w:t>exercise_id</w:t>
-      </w:r>
-      <w:proofErr w:type="spellEnd"/>
-      <w:r>
-        <w:t>”:</w:t>
+        <w:t>eleme: „exercise_id”:</w:t>
       </w:r>
     </w:p>
     <w:p>
@@ -4580,15 +3808,7 @@
         </w:numPr>
       </w:pPr>
       <w:r>
-        <w:t>eleme: „</w:t>
-      </w:r>
-      <w:proofErr w:type="spellStart"/>
-      <w:r>
-        <w:t>durationMinutes</w:t>
-      </w:r>
-      <w:proofErr w:type="spellEnd"/>
-      <w:r>
-        <w:t>”:</w:t>
+        <w:t>eleme: „durationMinutes”:</w:t>
       </w:r>
     </w:p>
     <w:p>
@@ -4613,15 +3833,7 @@
         </w:numPr>
       </w:pPr>
       <w:r>
-        <w:t>eleme: „</w:t>
-      </w:r>
-      <w:proofErr w:type="spellStart"/>
-      <w:r>
-        <w:t>caloriesBurned</w:t>
-      </w:r>
-      <w:proofErr w:type="spellEnd"/>
-      <w:r>
-        <w:t>”:</w:t>
+        <w:t>eleme: „caloriesBurned”:</w:t>
       </w:r>
     </w:p>
     <w:p>
@@ -4646,15 +3858,7 @@
         </w:numPr>
       </w:pPr>
       <w:r>
-        <w:t>eleme: „</w:t>
-      </w:r>
-      <w:proofErr w:type="spellStart"/>
-      <w:r>
-        <w:t>logDate</w:t>
-      </w:r>
-      <w:proofErr w:type="spellEnd"/>
-      <w:r>
-        <w:t>”:</w:t>
+        <w:t>eleme: „logDate”:</w:t>
       </w:r>
     </w:p>
     <w:p>
@@ -4679,15 +3883,7 @@
         </w:numPr>
       </w:pPr>
       <w:r>
-        <w:t>eleme: „</w:t>
-      </w:r>
-      <w:proofErr w:type="spellStart"/>
-      <w:r>
-        <w:t>createdAt</w:t>
-      </w:r>
-      <w:proofErr w:type="spellEnd"/>
-      <w:r>
-        <w:t>”:</w:t>
+        <w:t>eleme: „createdAt”:</w:t>
       </w:r>
     </w:p>
     <w:p>
@@ -4708,37 +3904,31 @@
         <w:pStyle w:val="Cmsor2"/>
       </w:pPr>
       <w:bookmarkStart w:id="11" w:name="_Toc213435707"/>
-      <w:r>
-        <w:t>4.2. „</w:t>
-      </w:r>
-      <w:proofErr w:type="spellStart"/>
-      <w:r>
-        <w:t>exercise</w:t>
-      </w:r>
-      <w:proofErr w:type="spellEnd"/>
-      <w:r>
-        <w:t>” (Gyakorlat) tábla</w:t>
-      </w:r>
-      <w:bookmarkEnd w:id="11"/>
-    </w:p>
-    <w:p>
       <w:r>
         <w:rPr>
           <w:noProof/>
         </w:rPr>
         <w:drawing>
-          <wp:anchor distT="0" distB="0" distL="114300" distR="114300" simplePos="0" relativeHeight="251669504" behindDoc="0" locked="0" layoutInCell="1" allowOverlap="1" wp14:anchorId="1A11A280" wp14:editId="28AAE737">
+          <wp:anchor distT="0" distB="0" distL="114300" distR="114300" simplePos="0" relativeHeight="251674624" behindDoc="1" locked="0" layoutInCell="1" allowOverlap="1" wp14:anchorId="26DC02C1" wp14:editId="55FF084C">
             <wp:simplePos x="0" y="0"/>
             <wp:positionH relativeFrom="margin">
               <wp:align>right</wp:align>
             </wp:positionH>
-            <wp:positionV relativeFrom="page">
-              <wp:posOffset>5655733</wp:posOffset>
+            <wp:positionV relativeFrom="paragraph">
+              <wp:posOffset>221615</wp:posOffset>
             </wp:positionV>
-            <wp:extent cx="1895475" cy="1409700"/>
+            <wp:extent cx="1476581" cy="1467055"/>
             <wp:effectExtent l="0" t="0" r="9525" b="0"/>
-            <wp:wrapSquare wrapText="bothSides"/>
-            <wp:docPr id="864769587" name="Kép 15" descr="A képen szöveg, nyugta, képernyőkép, Betűtípus látható&#10;&#10;Előfordulhat, hogy az AI által létrehozott tartalom helytelen."/>
+            <wp:wrapTight wrapText="bothSides">
+              <wp:wrapPolygon edited="0">
+                <wp:start x="0" y="0"/>
+                <wp:lineTo x="0" y="21319"/>
+                <wp:lineTo x="21461" y="21319"/>
+                <wp:lineTo x="21461" y="0"/>
+                <wp:lineTo x="0" y="0"/>
+              </wp:wrapPolygon>
+            </wp:wrapTight>
+            <wp:docPr id="10" name="Kép 10"/>
             <wp:cNvGraphicFramePr>
               <a:graphicFrameLocks xmlns:a="http://schemas.openxmlformats.org/drawingml/2006/main" noChangeAspect="1"/>
             </wp:cNvGraphicFramePr>
@@ -4746,7 +3936,7 @@
               <a:graphicData uri="http://schemas.openxmlformats.org/drawingml/2006/picture">
                 <pic:pic xmlns:pic="http://schemas.openxmlformats.org/drawingml/2006/picture">
                   <pic:nvPicPr>
-                    <pic:cNvPr id="864769587" name="Kép 15" descr="A képen szöveg, nyugta, képernyőkép, Betűtípus látható&#10;&#10;Előfordulhat, hogy az AI által létrehozott tartalom helytelen."/>
+                    <pic:cNvPr id="10" name="Kép 10"/>
                     <pic:cNvPicPr/>
                   </pic:nvPicPr>
                   <pic:blipFill>
@@ -4764,7 +3954,7 @@
                   <pic:spPr>
                     <a:xfrm>
                       <a:off x="0" y="0"/>
-                      <a:ext cx="1895475" cy="1409700"/>
+                      <a:ext cx="1476581" cy="1467055"/>
                     </a:xfrm>
                     <a:prstGeom prst="rect">
                       <a:avLst/>
@@ -4777,6 +3967,12 @@
         </w:drawing>
       </w:r>
       <w:r>
+        <w:t>4.2. „exercise” (Gyakorlat) tábla</w:t>
+      </w:r>
+      <w:bookmarkEnd w:id="11"/>
+    </w:p>
+    <w:p>
+      <w:r>
         <w:tab/>
         <w:t>A rendszer által tárolt gyakorlatoknak a táblája.</w:t>
       </w:r>
@@ -4790,15 +3986,7 @@
         </w:numPr>
       </w:pPr>
       <w:r>
-        <w:t>eleme: „</w:t>
-      </w:r>
-      <w:proofErr w:type="spellStart"/>
-      <w:r>
-        <w:t>id</w:t>
-      </w:r>
-      <w:proofErr w:type="spellEnd"/>
-      <w:r>
-        <w:t>”:</w:t>
+        <w:t>eleme: „id”:</w:t>
       </w:r>
     </w:p>
     <w:p>
@@ -4811,23 +3999,7 @@
         <w:ind w:left="851"/>
       </w:pPr>
       <w:r>
-        <w:t xml:space="preserve">A gyakorlatnak az azonosítója, összekötésben áll a </w:t>
-      </w:r>
-      <w:proofErr w:type="spellStart"/>
-      <w:r>
-        <w:t>userExerciseLog</w:t>
-      </w:r>
-      <w:proofErr w:type="spellEnd"/>
-      <w:r>
-        <w:t xml:space="preserve"> „</w:t>
-      </w:r>
-      <w:proofErr w:type="spellStart"/>
-      <w:r>
-        <w:t>exercise_id</w:t>
-      </w:r>
-      <w:proofErr w:type="spellEnd"/>
-      <w:r>
-        <w:t>” mezőjével. Ez az elsődleges kulcs, amit UUID-ként van tárolva.</w:t>
+        <w:t>A gyakorlatnak az azonosítója, összekötésben áll a userExerciseLog „exercise_id” mezőjével. Ez az elsődleges kulcs, amit UUID-ként van tárolva.</w:t>
       </w:r>
     </w:p>
     <w:p>
@@ -4839,15 +4011,7 @@
         </w:numPr>
       </w:pPr>
       <w:r>
-        <w:t>eleme: „</w:t>
-      </w:r>
-      <w:proofErr w:type="spellStart"/>
-      <w:r>
-        <w:t>name</w:t>
-      </w:r>
-      <w:proofErr w:type="spellEnd"/>
-      <w:r>
-        <w:t>”:</w:t>
+        <w:t>eleme: „name”:</w:t>
       </w:r>
     </w:p>
     <w:p>
@@ -4872,15 +4036,7 @@
         </w:numPr>
       </w:pPr>
       <w:r>
-        <w:t>eleme: „</w:t>
-      </w:r>
-      <w:proofErr w:type="spellStart"/>
-      <w:r>
-        <w:t>category</w:t>
-      </w:r>
-      <w:proofErr w:type="spellEnd"/>
-      <w:r>
-        <w:t>”:</w:t>
+        <w:t>eleme: „category”:</w:t>
       </w:r>
     </w:p>
     <w:p>
@@ -4905,15 +4061,7 @@
         </w:numPr>
       </w:pPr>
       <w:r>
-        <w:t>eleme: „</w:t>
-      </w:r>
-      <w:proofErr w:type="spellStart"/>
-      <w:r>
-        <w:t>metValue</w:t>
-      </w:r>
-      <w:proofErr w:type="spellEnd"/>
-      <w:r>
-        <w:t>”:</w:t>
+        <w:t>eleme: „metValue”:</w:t>
       </w:r>
     </w:p>
     <w:p>
@@ -4938,15 +4086,7 @@
         </w:numPr>
       </w:pPr>
       <w:r>
-        <w:t>eleme: „</w:t>
-      </w:r>
-      <w:proofErr w:type="spellStart"/>
-      <w:r>
-        <w:t>default_duration_minutes</w:t>
-      </w:r>
-      <w:proofErr w:type="spellEnd"/>
-      <w:r>
-        <w:t>”:</w:t>
+        <w:t>eleme: „default_duration_minutes”:</w:t>
       </w:r>
     </w:p>
     <w:p>
@@ -4960,6 +4100,56 @@
       </w:pPr>
       <w:r>
         <w:t>A gyakorlatnak alapból beállított ideje, integerként letárolva.</w:t>
+      </w:r>
+    </w:p>
+    <w:p>
+      <w:pPr>
+        <w:pStyle w:val="Listaszerbekezds"/>
+        <w:numPr>
+          <w:ilvl w:val="0"/>
+          <w:numId w:val="24"/>
+        </w:numPr>
+      </w:pPr>
+      <w:r>
+        <w:t>eleme: „isCustom”:</w:t>
+      </w:r>
+    </w:p>
+    <w:p>
+      <w:pPr>
+        <w:pStyle w:val="Listaszerbekezds"/>
+        <w:numPr>
+          <w:ilvl w:val="0"/>
+          <w:numId w:val="0"/>
+        </w:numPr>
+        <w:ind w:left="851"/>
+      </w:pPr>
+      <w:r>
+        <w:t>Egy logikai változó, amely meghatározza hogy az edzést egy felhasználó hozta-e létre.</w:t>
+      </w:r>
+    </w:p>
+    <w:p>
+      <w:pPr>
+        <w:pStyle w:val="Listaszerbekezds"/>
+        <w:numPr>
+          <w:ilvl w:val="0"/>
+          <w:numId w:val="24"/>
+        </w:numPr>
+      </w:pPr>
+      <w:r>
+        <w:t>eleme: „createdBy”:</w:t>
+      </w:r>
+    </w:p>
+    <w:p>
+      <w:pPr>
+        <w:pStyle w:val="Listaszerbekezds"/>
+        <w:numPr>
+          <w:ilvl w:val="0"/>
+          <w:numId w:val="0"/>
+        </w:numPr>
+        <w:ind w:left="851"/>
+      </w:pPr>
+      <w:r>
+        <w:t>Egy UUID, amely tárolja hogy az edzést ki hozta létre(ha felhasználó hozta létre. Amennyiben nem, ez egy null.)</w:t>
       </w:r>
     </w:p>
     <w:p>
@@ -4971,24 +4161,14 @@
         <w:lastRenderedPageBreak/>
         <w:t>5. „</w:t>
       </w:r>
-      <w:proofErr w:type="spellStart"/>
       <w:r>
         <w:t>HealthConnectData</w:t>
       </w:r>
-      <w:proofErr w:type="spellEnd"/>
       <w:r>
         <w:t>” (</w:t>
       </w:r>
       <w:r>
-        <w:t xml:space="preserve">Health </w:t>
-      </w:r>
-      <w:proofErr w:type="spellStart"/>
-      <w:r>
-        <w:t>Connect</w:t>
-      </w:r>
-      <w:proofErr w:type="spellEnd"/>
-      <w:r>
-        <w:t xml:space="preserve"> </w:t>
+        <w:t xml:space="preserve">Health Connect </w:t>
       </w:r>
       <w:r>
         <w:t>adat) tábla</w:t>
@@ -5001,13 +4181,8 @@
         <w:t xml:space="preserve">Az az adatok táblája, amelyet a program az </w:t>
       </w:r>
       <w:r>
-        <w:t xml:space="preserve">Health </w:t>
-      </w:r>
-      <w:proofErr w:type="spellStart"/>
-      <w:r>
-        <w:t>Connect</w:t>
-      </w:r>
-      <w:proofErr w:type="spellEnd"/>
+        <w:t>Health Connect</w:t>
+      </w:r>
       <w:r>
         <w:t xml:space="preserve"> applikációtól kap.</w:t>
       </w:r>
@@ -5075,15 +4250,7 @@
         </w:drawing>
       </w:r>
       <w:r>
-        <w:t>eleme: „</w:t>
-      </w:r>
-      <w:proofErr w:type="spellStart"/>
-      <w:r>
-        <w:t>id</w:t>
-      </w:r>
-      <w:proofErr w:type="spellEnd"/>
-      <w:r>
-        <w:t>”:</w:t>
+        <w:t>eleme: „id”:</w:t>
       </w:r>
       <w:r>
         <w:t xml:space="preserve"> </w:t>
@@ -5117,15 +4284,7 @@
         <w:t xml:space="preserve">eleme: </w:t>
       </w:r>
       <w:r>
-        <w:t>„</w:t>
-      </w:r>
-      <w:proofErr w:type="spellStart"/>
-      <w:r>
-        <w:t>exercise_id</w:t>
-      </w:r>
-      <w:proofErr w:type="spellEnd"/>
-      <w:r>
-        <w:t>”:</w:t>
+        <w:t>„exercise_id”:</w:t>
       </w:r>
     </w:p>
     <w:p>
@@ -5138,23 +4297,7 @@
         <w:ind w:left="851"/>
       </w:pPr>
       <w:r>
-        <w:t xml:space="preserve">A gyakorlatnak az azonosítója, UUID-ként tárolva. Összekötésben áll az </w:t>
-      </w:r>
-      <w:proofErr w:type="spellStart"/>
-      <w:r>
-        <w:t>exercise</w:t>
-      </w:r>
-      <w:proofErr w:type="spellEnd"/>
-      <w:r>
-        <w:t xml:space="preserve"> tábla </w:t>
-      </w:r>
-      <w:proofErr w:type="spellStart"/>
-      <w:r>
-        <w:t>id</w:t>
-      </w:r>
-      <w:proofErr w:type="spellEnd"/>
-      <w:r>
-        <w:t xml:space="preserve"> rekordjával.</w:t>
+        <w:t>A gyakorlatnak az azonosítója, UUID-ként tárolva. Összekötésben áll az exercise tábla id rekordjával.</w:t>
       </w:r>
     </w:p>
     <w:p>
@@ -5166,15 +4309,7 @@
         </w:numPr>
       </w:pPr>
       <w:r>
-        <w:t>eleme: „</w:t>
-      </w:r>
-      <w:proofErr w:type="spellStart"/>
-      <w:r>
-        <w:t>userExerciseLog_durationMinutes</w:t>
-      </w:r>
-      <w:proofErr w:type="spellEnd"/>
-      <w:r>
-        <w:t>”:</w:t>
+        <w:t>eleme: „userExerciseLog_durationMinutes”:</w:t>
       </w:r>
     </w:p>
     <w:p>
@@ -5199,15 +4334,7 @@
         </w:numPr>
       </w:pPr>
       <w:r>
-        <w:t>eleme: „</w:t>
-      </w:r>
-      <w:proofErr w:type="spellStart"/>
-      <w:r>
-        <w:t>userExerciseLog_caloriesBurned</w:t>
-      </w:r>
-      <w:proofErr w:type="spellEnd"/>
-      <w:r>
-        <w:t>”:</w:t>
+        <w:t>eleme: „userExerciseLog_caloriesBurned”:</w:t>
       </w:r>
     </w:p>
     <w:p>
@@ -5238,7 +4365,7 @@
 </file>
 
 <file path=word/endnotes.xml><?xml version="1.0" encoding="utf-8"?>
-<w:endnotes xmlns:wpc="http://schemas.microsoft.com/office/word/2010/wordprocessingCanvas" xmlns:cx="http://schemas.microsoft.com/office/drawing/2014/chartex" xmlns:cx1="http://schemas.microsoft.com/office/drawing/2015/9/8/chartex" xmlns:cx2="http://schemas.microsoft.com/office/drawing/2015/10/21/chartex" xmlns:cx3="http://schemas.microsoft.com/office/drawing/2016/5/9/chartex" xmlns:cx4="http://schemas.microsoft.com/office/drawing/2016/5/10/chartex" xmlns:cx5="http://schemas.microsoft.com/office/drawing/2016/5/11/chartex" xmlns:cx6="http://schemas.microsoft.com/office/drawing/2016/5/12/chartex" xmlns:cx7="http://schemas.microsoft.com/office/drawing/2016/5/13/chartex" xmlns:cx8="http://schemas.microsoft.com/office/drawing/2016/5/14/chartex" xmlns:mc="http://schemas.openxmlformats.org/markup-compatibility/2006" xmlns:aink="http://schemas.microsoft.com/office/drawing/2016/ink" xmlns:am3d="http://schemas.microsoft.com/office/drawing/2017/model3d" xmlns:o="urn:schemas-microsoft-com:office:office" xmlns:oel="http://schemas.microsoft.com/office/2019/extlst" xmlns:r="http://schemas.openxmlformats.org/officeDocument/2006/relationships" xmlns:m="http://schemas.openxmlformats.org/officeDocument/2006/math" xmlns:v="urn:schemas-microsoft-com:vml" xmlns:wp14="http://schemas.microsoft.com/office/word/2010/wordprocessingDrawing" xmlns:wp="http://schemas.openxmlformats.org/drawingml/2006/wordprocessingDrawing" xmlns:w10="urn:schemas-microsoft-com:office:word" xmlns:w="http://schemas.openxmlformats.org/wordprocessingml/2006/main" xmlns:w14="http://schemas.microsoft.com/office/word/2010/wordml" xmlns:w15="http://schemas.microsoft.com/office/word/2012/wordml" xmlns:w16cex="http://schemas.microsoft.com/office/word/2018/wordml/cex" xmlns:w16cid="http://schemas.microsoft.com/office/word/2016/wordml/cid" xmlns:w16="http://schemas.microsoft.com/office/word/2018/wordml" xmlns:w16du="http://schemas.microsoft.com/office/word/2023/wordml/word16du" xmlns:w16sdtdh="http://schemas.microsoft.com/office/word/2020/wordml/sdtdatahash" xmlns:w16sdtfl="http://schemas.microsoft.com/office/word/2024/wordml/sdtformatlock" xmlns:w16se="http://schemas.microsoft.com/office/word/2015/wordml/symex" xmlns:wpg="http://schemas.microsoft.com/office/word/2010/wordprocessingGroup" xmlns:wpi="http://schemas.microsoft.com/office/word/2010/wordprocessingInk" xmlns:wne="http://schemas.microsoft.com/office/word/2006/wordml" xmlns:wps="http://schemas.microsoft.com/office/word/2010/wordprocessingShape" mc:Ignorable="w14 w15 w16se w16cid w16 w16cex w16sdtdh w16sdtfl w16du wp14">
+<w:endnotes xmlns:wpc="http://schemas.microsoft.com/office/word/2010/wordprocessingCanvas" xmlns:cx="http://schemas.microsoft.com/office/drawing/2014/chartex" xmlns:cx1="http://schemas.microsoft.com/office/drawing/2015/9/8/chartex" xmlns:cx2="http://schemas.microsoft.com/office/drawing/2015/10/21/chartex" xmlns:cx3="http://schemas.microsoft.com/office/drawing/2016/5/9/chartex" xmlns:cx4="http://schemas.microsoft.com/office/drawing/2016/5/10/chartex" xmlns:cx5="http://schemas.microsoft.com/office/drawing/2016/5/11/chartex" xmlns:cx6="http://schemas.microsoft.com/office/drawing/2016/5/12/chartex" xmlns:cx7="http://schemas.microsoft.com/office/drawing/2016/5/13/chartex" xmlns:cx8="http://schemas.microsoft.com/office/drawing/2016/5/14/chartex" xmlns:mc="http://schemas.openxmlformats.org/markup-compatibility/2006" xmlns:aink="http://schemas.microsoft.com/office/drawing/2016/ink" xmlns:am3d="http://schemas.microsoft.com/office/drawing/2017/model3d" xmlns:o="urn:schemas-microsoft-com:office:office" xmlns:r="http://schemas.openxmlformats.org/officeDocument/2006/relationships" xmlns:m="http://schemas.openxmlformats.org/officeDocument/2006/math" xmlns:v="urn:schemas-microsoft-com:vml" xmlns:wp14="http://schemas.microsoft.com/office/word/2010/wordprocessingDrawing" xmlns:wp="http://schemas.openxmlformats.org/drawingml/2006/wordprocessingDrawing" xmlns:w10="urn:schemas-microsoft-com:office:word" xmlns:w="http://schemas.openxmlformats.org/wordprocessingml/2006/main" xmlns:w14="http://schemas.microsoft.com/office/word/2010/wordml" xmlns:w15="http://schemas.microsoft.com/office/word/2012/wordml" xmlns:w16cex="http://schemas.microsoft.com/office/word/2018/wordml/cex" xmlns:w16cid="http://schemas.microsoft.com/office/word/2016/wordml/cid" xmlns:w16="http://schemas.microsoft.com/office/word/2018/wordml" xmlns:w16sdtdh="http://schemas.microsoft.com/office/word/2020/wordml/sdtdatahash" xmlns:w16se="http://schemas.microsoft.com/office/word/2015/wordml/symex" xmlns:wpg="http://schemas.microsoft.com/office/word/2010/wordprocessingGroup" xmlns:wpi="http://schemas.microsoft.com/office/word/2010/wordprocessingInk" xmlns:wne="http://schemas.microsoft.com/office/word/2006/wordml" xmlns:wps="http://schemas.microsoft.com/office/word/2010/wordprocessingShape" mc:Ignorable="w14 w15 w16se w16cid w16 w16cex w16sdtdh wp14">
   <w:endnote w:type="separator" w:id="-1">
     <w:p>
       <w:pPr>
@@ -5263,7 +4390,7 @@
 </file>
 
 <file path=word/footer1.xml><?xml version="1.0" encoding="utf-8"?>
-<w:ftr xmlns:wpc="http://schemas.microsoft.com/office/word/2010/wordprocessingCanvas" xmlns:cx="http://schemas.microsoft.com/office/drawing/2014/chartex" xmlns:cx1="http://schemas.microsoft.com/office/drawing/2015/9/8/chartex" xmlns:cx2="http://schemas.microsoft.com/office/drawing/2015/10/21/chartex" xmlns:cx3="http://schemas.microsoft.com/office/drawing/2016/5/9/chartex" xmlns:cx4="http://schemas.microsoft.com/office/drawing/2016/5/10/chartex" xmlns:cx5="http://schemas.microsoft.com/office/drawing/2016/5/11/chartex" xmlns:cx6="http://schemas.microsoft.com/office/drawing/2016/5/12/chartex" xmlns:cx7="http://schemas.microsoft.com/office/drawing/2016/5/13/chartex" xmlns:cx8="http://schemas.microsoft.com/office/drawing/2016/5/14/chartex" xmlns:mc="http://schemas.openxmlformats.org/markup-compatibility/2006" xmlns:aink="http://schemas.microsoft.com/office/drawing/2016/ink" xmlns:am3d="http://schemas.microsoft.com/office/drawing/2017/model3d" xmlns:o="urn:schemas-microsoft-com:office:office" xmlns:oel="http://schemas.microsoft.com/office/2019/extlst" xmlns:r="http://schemas.openxmlformats.org/officeDocument/2006/relationships" xmlns:m="http://schemas.openxmlformats.org/officeDocument/2006/math" xmlns:v="urn:schemas-microsoft-com:vml" xmlns:wp14="http://schemas.microsoft.com/office/word/2010/wordprocessingDrawing" xmlns:wp="http://schemas.openxmlformats.org/drawingml/2006/wordprocessingDrawing" xmlns:w10="urn:schemas-microsoft-com:office:word" xmlns:w="http://schemas.openxmlformats.org/wordprocessingml/2006/main" xmlns:w14="http://schemas.microsoft.com/office/word/2010/wordml" xmlns:w15="http://schemas.microsoft.com/office/word/2012/wordml" xmlns:w16cex="http://schemas.microsoft.com/office/word/2018/wordml/cex" xmlns:w16cid="http://schemas.microsoft.com/office/word/2016/wordml/cid" xmlns:w16="http://schemas.microsoft.com/office/word/2018/wordml" xmlns:w16du="http://schemas.microsoft.com/office/word/2023/wordml/word16du" xmlns:w16sdtdh="http://schemas.microsoft.com/office/word/2020/wordml/sdtdatahash" xmlns:w16sdtfl="http://schemas.microsoft.com/office/word/2024/wordml/sdtformatlock" xmlns:w16se="http://schemas.microsoft.com/office/word/2015/wordml/symex" xmlns:wpg="http://schemas.microsoft.com/office/word/2010/wordprocessingGroup" xmlns:wpi="http://schemas.microsoft.com/office/word/2010/wordprocessingInk" xmlns:wne="http://schemas.microsoft.com/office/word/2006/wordml" xmlns:wps="http://schemas.microsoft.com/office/word/2010/wordprocessingShape" mc:Ignorable="w14 w15 w16se w16cid w16 w16cex w16sdtdh w16sdtfl w16du wp14">
+<w:ftr xmlns:wpc="http://schemas.microsoft.com/office/word/2010/wordprocessingCanvas" xmlns:cx="http://schemas.microsoft.com/office/drawing/2014/chartex" xmlns:cx1="http://schemas.microsoft.com/office/drawing/2015/9/8/chartex" xmlns:cx2="http://schemas.microsoft.com/office/drawing/2015/10/21/chartex" xmlns:cx3="http://schemas.microsoft.com/office/drawing/2016/5/9/chartex" xmlns:cx4="http://schemas.microsoft.com/office/drawing/2016/5/10/chartex" xmlns:cx5="http://schemas.microsoft.com/office/drawing/2016/5/11/chartex" xmlns:cx6="http://schemas.microsoft.com/office/drawing/2016/5/12/chartex" xmlns:cx7="http://schemas.microsoft.com/office/drawing/2016/5/13/chartex" xmlns:cx8="http://schemas.microsoft.com/office/drawing/2016/5/14/chartex" xmlns:mc="http://schemas.openxmlformats.org/markup-compatibility/2006" xmlns:aink="http://schemas.microsoft.com/office/drawing/2016/ink" xmlns:am3d="http://schemas.microsoft.com/office/drawing/2017/model3d" xmlns:o="urn:schemas-microsoft-com:office:office" xmlns:r="http://schemas.openxmlformats.org/officeDocument/2006/relationships" xmlns:m="http://schemas.openxmlformats.org/officeDocument/2006/math" xmlns:v="urn:schemas-microsoft-com:vml" xmlns:wp14="http://schemas.microsoft.com/office/word/2010/wordprocessingDrawing" xmlns:wp="http://schemas.openxmlformats.org/drawingml/2006/wordprocessingDrawing" xmlns:w10="urn:schemas-microsoft-com:office:word" xmlns:w="http://schemas.openxmlformats.org/wordprocessingml/2006/main" xmlns:w14="http://schemas.microsoft.com/office/word/2010/wordml" xmlns:w15="http://schemas.microsoft.com/office/word/2012/wordml" xmlns:w16cex="http://schemas.microsoft.com/office/word/2018/wordml/cex" xmlns:w16cid="http://schemas.microsoft.com/office/word/2016/wordml/cid" xmlns:w16="http://schemas.microsoft.com/office/word/2018/wordml" xmlns:w16sdtdh="http://schemas.microsoft.com/office/word/2020/wordml/sdtdatahash" xmlns:w16se="http://schemas.microsoft.com/office/word/2015/wordml/symex" xmlns:wpg="http://schemas.microsoft.com/office/word/2010/wordprocessingGroup" xmlns:wpi="http://schemas.microsoft.com/office/word/2010/wordprocessingInk" xmlns:wne="http://schemas.microsoft.com/office/word/2006/wordml" xmlns:wps="http://schemas.microsoft.com/office/word/2010/wordprocessingShape" mc:Ignorable="w14 w15 w16se w16cid w16 w16cex w16sdtdh wp14">
   <w:sdt>
     <w:sdtPr>
       <w:id w:val="-1219903214"/>
@@ -5272,6 +4399,7 @@
         <w:docPartUnique/>
       </w:docPartObj>
     </w:sdtPr>
+    <w:sdtEndPr/>
     <w:sdtContent>
       <w:p>
         <w:pPr>
@@ -5356,7 +4484,7 @@
                 </wp:anchor>
               </w:drawing>
             </mc:Choice>
-            <mc:Fallback>
+            <mc:Fallback xmlns:w16sdtfl="http://schemas.microsoft.com/office/word/2024/wordml/sdtformatlock" xmlns:w16du="http://schemas.microsoft.com/office/word/2023/wordml/word16du" xmlns:oel="http://schemas.microsoft.com/office/2019/extlst">
               <w:pict>
                 <v:rect w14:anchorId="666B7723" id="Téglalap 8" o:spid="_x0000_s1026" style="position:absolute;margin-left:-131.35pt;margin-top:-31.75pt;width:133.95pt;height:190.65pt;rotation:-2528204fd;z-index:251660288;visibility:visible;mso-wrap-style:square;mso-width-percent:0;mso-height-percent:0;mso-wrap-distance-left:9pt;mso-wrap-distance-top:0;mso-wrap-distance-right:9pt;mso-wrap-distance-bottom:0;mso-position-horizontal:absolute;mso-position-horizontal-relative:text;mso-position-vertical:absolute;mso-position-vertical-relative:text;mso-width-percent:0;mso-height-percent:0;mso-width-relative:margin;mso-height-relative:margin;v-text-anchor:middle" o:gfxdata="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" fillcolor="#d9e2f3 [660]" strokecolor="white [3212]" strokeweight="1pt"/>
               </w:pict>
@@ -5424,7 +4552,7 @@
                 </wp:inline>
               </w:drawing>
             </mc:Choice>
-            <mc:Fallback>
+            <mc:Fallback xmlns:w16sdtfl="http://schemas.microsoft.com/office/word/2024/wordml/sdtformatlock" xmlns:w16du="http://schemas.microsoft.com/office/word/2023/wordml/word16du" xmlns:oel="http://schemas.microsoft.com/office/2019/extlst">
               <w:pict>
                 <v:shapetype w14:anchorId="0BDD2092" id="_x0000_t110" coordsize="21600,21600" o:spt="110" path="m10800,l,10800,10800,21600,21600,10800xe">
                   <v:stroke joinstyle="miter"/>
@@ -5471,7 +4599,7 @@
 </file>
 
 <file path=word/footnotes.xml><?xml version="1.0" encoding="utf-8"?>
-<w:footnotes xmlns:wpc="http://schemas.microsoft.com/office/word/2010/wordprocessingCanvas" xmlns:cx="http://schemas.microsoft.com/office/drawing/2014/chartex" xmlns:cx1="http://schemas.microsoft.com/office/drawing/2015/9/8/chartex" xmlns:cx2="http://schemas.microsoft.com/office/drawing/2015/10/21/chartex" xmlns:cx3="http://schemas.microsoft.com/office/drawing/2016/5/9/chartex" xmlns:cx4="http://schemas.microsoft.com/office/drawing/2016/5/10/chartex" xmlns:cx5="http://schemas.microsoft.com/office/drawing/2016/5/11/chartex" xmlns:cx6="http://schemas.microsoft.com/office/drawing/2016/5/12/chartex" xmlns:cx7="http://schemas.microsoft.com/office/drawing/2016/5/13/chartex" xmlns:cx8="http://schemas.microsoft.com/office/drawing/2016/5/14/chartex" xmlns:mc="http://schemas.openxmlformats.org/markup-compatibility/2006" xmlns:aink="http://schemas.microsoft.com/office/drawing/2016/ink" xmlns:am3d="http://schemas.microsoft.com/office/drawing/2017/model3d" xmlns:o="urn:schemas-microsoft-com:office:office" xmlns:oel="http://schemas.microsoft.com/office/2019/extlst" xmlns:r="http://schemas.openxmlformats.org/officeDocument/2006/relationships" xmlns:m="http://schemas.openxmlformats.org/officeDocument/2006/math" xmlns:v="urn:schemas-microsoft-com:vml" xmlns:wp14="http://schemas.microsoft.com/office/word/2010/wordprocessingDrawing" xmlns:wp="http://schemas.openxmlformats.org/drawingml/2006/wordprocessingDrawing" xmlns:w10="urn:schemas-microsoft-com:office:word" xmlns:w="http://schemas.openxmlformats.org/wordprocessingml/2006/main" xmlns:w14="http://schemas.microsoft.com/office/word/2010/wordml" xmlns:w15="http://schemas.microsoft.com/office/word/2012/wordml" xmlns:w16cex="http://schemas.microsoft.com/office/word/2018/wordml/cex" xmlns:w16cid="http://schemas.microsoft.com/office/word/2016/wordml/cid" xmlns:w16="http://schemas.microsoft.com/office/word/2018/wordml" xmlns:w16du="http://schemas.microsoft.com/office/word/2023/wordml/word16du" xmlns:w16sdtdh="http://schemas.microsoft.com/office/word/2020/wordml/sdtdatahash" xmlns:w16sdtfl="http://schemas.microsoft.com/office/word/2024/wordml/sdtformatlock" xmlns:w16se="http://schemas.microsoft.com/office/word/2015/wordml/symex" xmlns:wpg="http://schemas.microsoft.com/office/word/2010/wordprocessingGroup" xmlns:wpi="http://schemas.microsoft.com/office/word/2010/wordprocessingInk" xmlns:wne="http://schemas.microsoft.com/office/word/2006/wordml" xmlns:wps="http://schemas.microsoft.com/office/word/2010/wordprocessingShape" mc:Ignorable="w14 w15 w16se w16cid w16 w16cex w16sdtdh w16sdtfl w16du wp14">
+<w:footnotes xmlns:wpc="http://schemas.microsoft.com/office/word/2010/wordprocessingCanvas" xmlns:cx="http://schemas.microsoft.com/office/drawing/2014/chartex" xmlns:cx1="http://schemas.microsoft.com/office/drawing/2015/9/8/chartex" xmlns:cx2="http://schemas.microsoft.com/office/drawing/2015/10/21/chartex" xmlns:cx3="http://schemas.microsoft.com/office/drawing/2016/5/9/chartex" xmlns:cx4="http://schemas.microsoft.com/office/drawing/2016/5/10/chartex" xmlns:cx5="http://schemas.microsoft.com/office/drawing/2016/5/11/chartex" xmlns:cx6="http://schemas.microsoft.com/office/drawing/2016/5/12/chartex" xmlns:cx7="http://schemas.microsoft.com/office/drawing/2016/5/13/chartex" xmlns:cx8="http://schemas.microsoft.com/office/drawing/2016/5/14/chartex" xmlns:mc="http://schemas.openxmlformats.org/markup-compatibility/2006" xmlns:aink="http://schemas.microsoft.com/office/drawing/2016/ink" xmlns:am3d="http://schemas.microsoft.com/office/drawing/2017/model3d" xmlns:o="urn:schemas-microsoft-com:office:office" xmlns:r="http://schemas.openxmlformats.org/officeDocument/2006/relationships" xmlns:m="http://schemas.openxmlformats.org/officeDocument/2006/math" xmlns:v="urn:schemas-microsoft-com:vml" xmlns:wp14="http://schemas.microsoft.com/office/word/2010/wordprocessingDrawing" xmlns:wp="http://schemas.openxmlformats.org/drawingml/2006/wordprocessingDrawing" xmlns:w10="urn:schemas-microsoft-com:office:word" xmlns:w="http://schemas.openxmlformats.org/wordprocessingml/2006/main" xmlns:w14="http://schemas.microsoft.com/office/word/2010/wordml" xmlns:w15="http://schemas.microsoft.com/office/word/2012/wordml" xmlns:w16cex="http://schemas.microsoft.com/office/word/2018/wordml/cex" xmlns:w16cid="http://schemas.microsoft.com/office/word/2016/wordml/cid" xmlns:w16="http://schemas.microsoft.com/office/word/2018/wordml" xmlns:w16sdtdh="http://schemas.microsoft.com/office/word/2020/wordml/sdtdatahash" xmlns:w16se="http://schemas.microsoft.com/office/word/2015/wordml/symex" xmlns:wpg="http://schemas.microsoft.com/office/word/2010/wordprocessingGroup" xmlns:wpi="http://schemas.microsoft.com/office/word/2010/wordprocessingInk" xmlns:wne="http://schemas.microsoft.com/office/word/2006/wordml" xmlns:wps="http://schemas.microsoft.com/office/word/2010/wordprocessingShape" mc:Ignorable="w14 w15 w16se w16cid w16 w16cex w16sdtdh wp14">
   <w:footnote w:type="separator" w:id="-1">
     <w:p>
       <w:pPr>
@@ -5496,7 +4624,7 @@
 </file>
 
 <file path=word/header1.xml><?xml version="1.0" encoding="utf-8"?>
-<w:hdr xmlns:wpc="http://schemas.microsoft.com/office/word/2010/wordprocessingCanvas" xmlns:cx="http://schemas.microsoft.com/office/drawing/2014/chartex" xmlns:cx1="http://schemas.microsoft.com/office/drawing/2015/9/8/chartex" xmlns:cx2="http://schemas.microsoft.com/office/drawing/2015/10/21/chartex" xmlns:cx3="http://schemas.microsoft.com/office/drawing/2016/5/9/chartex" xmlns:cx4="http://schemas.microsoft.com/office/drawing/2016/5/10/chartex" xmlns:cx5="http://schemas.microsoft.com/office/drawing/2016/5/11/chartex" xmlns:cx6="http://schemas.microsoft.com/office/drawing/2016/5/12/chartex" xmlns:cx7="http://schemas.microsoft.com/office/drawing/2016/5/13/chartex" xmlns:cx8="http://schemas.microsoft.com/office/drawing/2016/5/14/chartex" xmlns:mc="http://schemas.openxmlformats.org/markup-compatibility/2006" xmlns:aink="http://schemas.microsoft.com/office/drawing/2016/ink" xmlns:am3d="http://schemas.microsoft.com/office/drawing/2017/model3d" xmlns:o="urn:schemas-microsoft-com:office:office" xmlns:oel="http://schemas.microsoft.com/office/2019/extlst" xmlns:r="http://schemas.openxmlformats.org/officeDocument/2006/relationships" xmlns:m="http://schemas.openxmlformats.org/officeDocument/2006/math" xmlns:v="urn:schemas-microsoft-com:vml" xmlns:wp14="http://schemas.microsoft.com/office/word/2010/wordprocessingDrawing" xmlns:wp="http://schemas.openxmlformats.org/drawingml/2006/wordprocessingDrawing" xmlns:w10="urn:schemas-microsoft-com:office:word" xmlns:w="http://schemas.openxmlformats.org/wordprocessingml/2006/main" xmlns:w14="http://schemas.microsoft.com/office/word/2010/wordml" xmlns:w15="http://schemas.microsoft.com/office/word/2012/wordml" xmlns:w16cex="http://schemas.microsoft.com/office/word/2018/wordml/cex" xmlns:w16cid="http://schemas.microsoft.com/office/word/2016/wordml/cid" xmlns:w16="http://schemas.microsoft.com/office/word/2018/wordml" xmlns:w16du="http://schemas.microsoft.com/office/word/2023/wordml/word16du" xmlns:w16sdtdh="http://schemas.microsoft.com/office/word/2020/wordml/sdtdatahash" xmlns:w16sdtfl="http://schemas.microsoft.com/office/word/2024/wordml/sdtformatlock" xmlns:w16se="http://schemas.microsoft.com/office/word/2015/wordml/symex" xmlns:wpg="http://schemas.microsoft.com/office/word/2010/wordprocessingGroup" xmlns:wpi="http://schemas.microsoft.com/office/word/2010/wordprocessingInk" xmlns:wne="http://schemas.microsoft.com/office/word/2006/wordml" xmlns:wps="http://schemas.microsoft.com/office/word/2010/wordprocessingShape" mc:Ignorable="w14 w15 w16se w16cid w16 w16cex w16sdtdh w16sdtfl w16du wp14">
+<w:hdr xmlns:wpc="http://schemas.microsoft.com/office/word/2010/wordprocessingCanvas" xmlns:cx="http://schemas.microsoft.com/office/drawing/2014/chartex" xmlns:cx1="http://schemas.microsoft.com/office/drawing/2015/9/8/chartex" xmlns:cx2="http://schemas.microsoft.com/office/drawing/2015/10/21/chartex" xmlns:cx3="http://schemas.microsoft.com/office/drawing/2016/5/9/chartex" xmlns:cx4="http://schemas.microsoft.com/office/drawing/2016/5/10/chartex" xmlns:cx5="http://schemas.microsoft.com/office/drawing/2016/5/11/chartex" xmlns:cx6="http://schemas.microsoft.com/office/drawing/2016/5/12/chartex" xmlns:cx7="http://schemas.microsoft.com/office/drawing/2016/5/13/chartex" xmlns:cx8="http://schemas.microsoft.com/office/drawing/2016/5/14/chartex" xmlns:mc="http://schemas.openxmlformats.org/markup-compatibility/2006" xmlns:aink="http://schemas.microsoft.com/office/drawing/2016/ink" xmlns:am3d="http://schemas.microsoft.com/office/drawing/2017/model3d" xmlns:o="urn:schemas-microsoft-com:office:office" xmlns:r="http://schemas.openxmlformats.org/officeDocument/2006/relationships" xmlns:m="http://schemas.openxmlformats.org/officeDocument/2006/math" xmlns:v="urn:schemas-microsoft-com:vml" xmlns:wp14="http://schemas.microsoft.com/office/word/2010/wordprocessingDrawing" xmlns:wp="http://schemas.openxmlformats.org/drawingml/2006/wordprocessingDrawing" xmlns:w10="urn:schemas-microsoft-com:office:word" xmlns:w="http://schemas.openxmlformats.org/wordprocessingml/2006/main" xmlns:w14="http://schemas.microsoft.com/office/word/2010/wordml" xmlns:w15="http://schemas.microsoft.com/office/word/2012/wordml" xmlns:w16cex="http://schemas.microsoft.com/office/word/2018/wordml/cex" xmlns:w16cid="http://schemas.microsoft.com/office/word/2016/wordml/cid" xmlns:w16="http://schemas.microsoft.com/office/word/2018/wordml" xmlns:w16sdtdh="http://schemas.microsoft.com/office/word/2020/wordml/sdtdatahash" xmlns:w16se="http://schemas.microsoft.com/office/word/2015/wordml/symex" xmlns:wpg="http://schemas.microsoft.com/office/word/2010/wordprocessingGroup" xmlns:wpi="http://schemas.microsoft.com/office/word/2010/wordprocessingInk" xmlns:wne="http://schemas.microsoft.com/office/word/2006/wordml" xmlns:wps="http://schemas.microsoft.com/office/word/2010/wordprocessingShape" mc:Ignorable="w14 w15 w16se w16cid w16 w16cex w16sdtdh wp14">
   <w:p>
     <w:pPr>
       <w:tabs>
@@ -5587,7 +4715,7 @@
             </wp:anchor>
           </w:drawing>
         </mc:Choice>
-        <mc:Fallback>
+        <mc:Fallback xmlns:w16sdtfl="http://schemas.microsoft.com/office/word/2024/wordml/sdtformatlock" xmlns:w16du="http://schemas.microsoft.com/office/word/2023/wordml/word16du" xmlns:oel="http://schemas.microsoft.com/office/2019/extlst">
           <w:pict>
             <v:rect w14:anchorId="2E74EAB1" id="Téglalap 9" o:spid="_x0000_s1026" style="position:absolute;margin-left:471.4pt;margin-top:-115.6pt;width:133.95pt;height:190.65pt;rotation:-2528204fd;z-index:251662336;visibility:visible;mso-wrap-style:square;mso-width-percent:0;mso-height-percent:0;mso-wrap-distance-left:9pt;mso-wrap-distance-top:0;mso-wrap-distance-right:9pt;mso-wrap-distance-bottom:0;mso-position-horizontal:absolute;mso-position-horizontal-relative:text;mso-position-vertical:absolute;mso-position-vertical-relative:text;mso-width-percent:0;mso-height-percent:0;mso-width-relative:margin;mso-height-relative:margin;v-text-anchor:middle" o:gfxdata="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" fillcolor="#8eaadb [1940]" strokecolor="white [3212]" strokeweight="1pt"/>
           </w:pict>
@@ -5750,11 +4878,11 @@
 </file>
 
 <file path=word/numbering.xml><?xml version="1.0" encoding="utf-8"?>
-<w:numbering xmlns:wpc="http://schemas.microsoft.com/office/word/2010/wordprocessingCanvas" xmlns:cx="http://schemas.microsoft.com/office/drawing/2014/chartex" xmlns:cx1="http://schemas.microsoft.com/office/drawing/2015/9/8/chartex" xmlns:cx2="http://schemas.microsoft.com/office/drawing/2015/10/21/chartex" xmlns:cx3="http://schemas.microsoft.com/office/drawing/2016/5/9/chartex" xmlns:cx4="http://schemas.microsoft.com/office/drawing/2016/5/10/chartex" xmlns:cx5="http://schemas.microsoft.com/office/drawing/2016/5/11/chartex" xmlns:cx6="http://schemas.microsoft.com/office/drawing/2016/5/12/chartex" xmlns:cx7="http://schemas.microsoft.com/office/drawing/2016/5/13/chartex" xmlns:cx8="http://schemas.microsoft.com/office/drawing/2016/5/14/chartex" xmlns:mc="http://schemas.openxmlformats.org/markup-compatibility/2006" xmlns:aink="http://schemas.microsoft.com/office/drawing/2016/ink" xmlns:am3d="http://schemas.microsoft.com/office/drawing/2017/model3d" xmlns:o="urn:schemas-microsoft-com:office:office" xmlns:oel="http://schemas.microsoft.com/office/2019/extlst" xmlns:r="http://schemas.openxmlformats.org/officeDocument/2006/relationships" xmlns:m="http://schemas.openxmlformats.org/officeDocument/2006/math" xmlns:v="urn:schemas-microsoft-com:vml" xmlns:wp14="http://schemas.microsoft.com/office/word/2010/wordprocessingDrawing" xmlns:wp="http://schemas.openxmlformats.org/drawingml/2006/wordprocessingDrawing" xmlns:w10="urn:schemas-microsoft-com:office:word" xmlns:w="http://schemas.openxmlformats.org/wordprocessingml/2006/main" xmlns:w14="http://schemas.microsoft.com/office/word/2010/wordml" xmlns:w15="http://schemas.microsoft.com/office/word/2012/wordml" xmlns:w16cex="http://schemas.microsoft.com/office/word/2018/wordml/cex" xmlns:w16cid="http://schemas.microsoft.com/office/word/2016/wordml/cid" xmlns:w16="http://schemas.microsoft.com/office/word/2018/wordml" xmlns:w16du="http://schemas.microsoft.com/office/word/2023/wordml/word16du" xmlns:w16sdtdh="http://schemas.microsoft.com/office/word/2020/wordml/sdtdatahash" xmlns:w16sdtfl="http://schemas.microsoft.com/office/word/2024/wordml/sdtformatlock" xmlns:w16se="http://schemas.microsoft.com/office/word/2015/wordml/symex" xmlns:wpg="http://schemas.microsoft.com/office/word/2010/wordprocessingGroup" xmlns:wpi="http://schemas.microsoft.com/office/word/2010/wordprocessingInk" xmlns:wne="http://schemas.microsoft.com/office/word/2006/wordml" xmlns:wps="http://schemas.microsoft.com/office/word/2010/wordprocessingShape" mc:Ignorable="w14 w15 w16se w16cid w16 w16cex w16sdtdh w16sdtfl w16du wp14">
+<w:numbering xmlns:wpc="http://schemas.microsoft.com/office/word/2010/wordprocessingCanvas" xmlns:cx="http://schemas.microsoft.com/office/drawing/2014/chartex" xmlns:cx1="http://schemas.microsoft.com/office/drawing/2015/9/8/chartex" xmlns:cx2="http://schemas.microsoft.com/office/drawing/2015/10/21/chartex" xmlns:cx3="http://schemas.microsoft.com/office/drawing/2016/5/9/chartex" xmlns:cx4="http://schemas.microsoft.com/office/drawing/2016/5/10/chartex" xmlns:cx5="http://schemas.microsoft.com/office/drawing/2016/5/11/chartex" xmlns:cx6="http://schemas.microsoft.com/office/drawing/2016/5/12/chartex" xmlns:cx7="http://schemas.microsoft.com/office/drawing/2016/5/13/chartex" xmlns:cx8="http://schemas.microsoft.com/office/drawing/2016/5/14/chartex" xmlns:mc="http://schemas.openxmlformats.org/markup-compatibility/2006" xmlns:aink="http://schemas.microsoft.com/office/drawing/2016/ink" xmlns:am3d="http://schemas.microsoft.com/office/drawing/2017/model3d" xmlns:o="urn:schemas-microsoft-com:office:office" xmlns:r="http://schemas.openxmlformats.org/officeDocument/2006/relationships" xmlns:m="http://schemas.openxmlformats.org/officeDocument/2006/math" xmlns:v="urn:schemas-microsoft-com:vml" xmlns:wp14="http://schemas.microsoft.com/office/word/2010/wordprocessingDrawing" xmlns:wp="http://schemas.openxmlformats.org/drawingml/2006/wordprocessingDrawing" xmlns:w10="urn:schemas-microsoft-com:office:word" xmlns:w="http://schemas.openxmlformats.org/wordprocessingml/2006/main" xmlns:w14="http://schemas.microsoft.com/office/word/2010/wordml" xmlns:w15="http://schemas.microsoft.com/office/word/2012/wordml" xmlns:w16cex="http://schemas.microsoft.com/office/word/2018/wordml/cex" xmlns:w16cid="http://schemas.microsoft.com/office/word/2016/wordml/cid" xmlns:w16="http://schemas.microsoft.com/office/word/2018/wordml" xmlns:w16sdtdh="http://schemas.microsoft.com/office/word/2020/wordml/sdtdatahash" xmlns:w16se="http://schemas.microsoft.com/office/word/2015/wordml/symex" xmlns:wpg="http://schemas.microsoft.com/office/word/2010/wordprocessingGroup" xmlns:wpi="http://schemas.microsoft.com/office/word/2010/wordprocessingInk" xmlns:wne="http://schemas.microsoft.com/office/word/2006/wordml" xmlns:wps="http://schemas.microsoft.com/office/word/2010/wordprocessingShape" mc:Ignorable="w14 w15 w16se w16cid w16 w16cex w16sdtdh wp14">
   <w:abstractNum w:abstractNumId="0" w15:restartNumberingAfterBreak="0">
     <w:nsid w:val="03C675BA"/>
     <w:multiLevelType w:val="hybridMultilevel"/>
-    <w:tmpl w:val="1988F442"/>
+    <w:tmpl w:val="659C9A74"/>
     <w:lvl w:ilvl="0" w:tplc="FFFFFFFF">
       <w:start w:val="1"/>
       <w:numFmt w:val="decimal"/>
@@ -7762,7 +6890,7 @@
   <w:abstractNum w:abstractNumId="22" w15:restartNumberingAfterBreak="0">
     <w:nsid w:val="7BE56039"/>
     <w:multiLevelType w:val="hybridMultilevel"/>
-    <w:tmpl w:val="68064AF0"/>
+    <w:tmpl w:val="4CE0B62A"/>
     <w:lvl w:ilvl="0" w:tplc="040E000F">
       <w:start w:val="1"/>
       <w:numFmt w:val="decimal"/>
@@ -8020,89 +7148,89 @@
       </w:pPr>
     </w:lvl>
   </w:abstractNum>
-  <w:num w:numId="1" w16cid:durableId="702947287">
+  <w:num w:numId="1">
     <w:abstractNumId w:val="3"/>
   </w:num>
-  <w:num w:numId="2" w16cid:durableId="1929119175">
+  <w:num w:numId="2">
     <w:abstractNumId w:val="23"/>
   </w:num>
-  <w:num w:numId="3" w16cid:durableId="1850681649">
+  <w:num w:numId="3">
     <w:abstractNumId w:val="18"/>
   </w:num>
-  <w:num w:numId="4" w16cid:durableId="874272762">
+  <w:num w:numId="4">
     <w:abstractNumId w:val="15"/>
   </w:num>
-  <w:num w:numId="5" w16cid:durableId="1472359502">
+  <w:num w:numId="5">
     <w:abstractNumId w:val="14"/>
   </w:num>
-  <w:num w:numId="6" w16cid:durableId="942689105">
+  <w:num w:numId="6">
     <w:abstractNumId w:val="1"/>
   </w:num>
-  <w:num w:numId="7" w16cid:durableId="1943685029">
+  <w:num w:numId="7">
     <w:abstractNumId w:val="9"/>
   </w:num>
-  <w:num w:numId="8" w16cid:durableId="257954049">
+  <w:num w:numId="8">
     <w:abstractNumId w:val="5"/>
   </w:num>
-  <w:num w:numId="9" w16cid:durableId="300303996">
+  <w:num w:numId="9">
     <w:abstractNumId w:val="17"/>
   </w:num>
-  <w:num w:numId="10" w16cid:durableId="2119834240">
+  <w:num w:numId="10">
     <w:abstractNumId w:val="20"/>
   </w:num>
-  <w:num w:numId="11" w16cid:durableId="1038554840">
+  <w:num w:numId="11">
     <w:abstractNumId w:val="17"/>
   </w:num>
-  <w:num w:numId="12" w16cid:durableId="886189230">
+  <w:num w:numId="12">
     <w:abstractNumId w:val="16"/>
   </w:num>
-  <w:num w:numId="13" w16cid:durableId="779762641">
+  <w:num w:numId="13">
     <w:abstractNumId w:val="21"/>
   </w:num>
-  <w:num w:numId="14" w16cid:durableId="1869563227">
+  <w:num w:numId="14">
     <w:abstractNumId w:val="22"/>
   </w:num>
-  <w:num w:numId="15" w16cid:durableId="1584679879">
+  <w:num w:numId="15">
     <w:abstractNumId w:val="10"/>
   </w:num>
-  <w:num w:numId="16" w16cid:durableId="249049786">
+  <w:num w:numId="16">
     <w:abstractNumId w:val="24"/>
   </w:num>
-  <w:num w:numId="17" w16cid:durableId="96416182">
+  <w:num w:numId="17">
     <w:abstractNumId w:val="19"/>
   </w:num>
-  <w:num w:numId="18" w16cid:durableId="1730808768">
+  <w:num w:numId="18">
     <w:abstractNumId w:val="7"/>
   </w:num>
-  <w:num w:numId="19" w16cid:durableId="800996354">
+  <w:num w:numId="19">
     <w:abstractNumId w:val="12"/>
   </w:num>
-  <w:num w:numId="20" w16cid:durableId="1998607641">
+  <w:num w:numId="20">
     <w:abstractNumId w:val="13"/>
   </w:num>
-  <w:num w:numId="21" w16cid:durableId="393822654">
+  <w:num w:numId="21">
     <w:abstractNumId w:val="2"/>
   </w:num>
-  <w:num w:numId="22" w16cid:durableId="169292752">
+  <w:num w:numId="22">
     <w:abstractNumId w:val="11"/>
   </w:num>
-  <w:num w:numId="23" w16cid:durableId="875777698">
+  <w:num w:numId="23">
     <w:abstractNumId w:val="8"/>
   </w:num>
-  <w:num w:numId="24" w16cid:durableId="635572461">
+  <w:num w:numId="24">
     <w:abstractNumId w:val="0"/>
   </w:num>
-  <w:num w:numId="25" w16cid:durableId="1788355285">
+  <w:num w:numId="25">
     <w:abstractNumId w:val="4"/>
   </w:num>
-  <w:num w:numId="26" w16cid:durableId="1421175435">
+  <w:num w:numId="26">
     <w:abstractNumId w:val="6"/>
   </w:num>
 </w:numbering>
 </file>
 
 <file path=word/styles.xml><?xml version="1.0" encoding="utf-8"?>
-<w:styles xmlns:mc="http://schemas.openxmlformats.org/markup-compatibility/2006" xmlns:r="http://schemas.openxmlformats.org/officeDocument/2006/relationships" xmlns:w="http://schemas.openxmlformats.org/wordprocessingml/2006/main" xmlns:w14="http://schemas.microsoft.com/office/word/2010/wordml" xmlns:w15="http://schemas.microsoft.com/office/word/2012/wordml" xmlns:w16cex="http://schemas.microsoft.com/office/word/2018/wordml/cex" xmlns:w16cid="http://schemas.microsoft.com/office/word/2016/wordml/cid" xmlns:w16="http://schemas.microsoft.com/office/word/2018/wordml" xmlns:w16du="http://schemas.microsoft.com/office/word/2023/wordml/word16du" xmlns:w16sdtdh="http://schemas.microsoft.com/office/word/2020/wordml/sdtdatahash" xmlns:w16sdtfl="http://schemas.microsoft.com/office/word/2024/wordml/sdtformatlock" xmlns:w16se="http://schemas.microsoft.com/office/word/2015/wordml/symex" mc:Ignorable="w14 w15 w16se w16cid w16 w16cex w16sdtdh w16sdtfl w16du">
+<w:styles xmlns:mc="http://schemas.openxmlformats.org/markup-compatibility/2006" xmlns:r="http://schemas.openxmlformats.org/officeDocument/2006/relationships" xmlns:w="http://schemas.openxmlformats.org/wordprocessingml/2006/main" xmlns:w14="http://schemas.microsoft.com/office/word/2010/wordml" xmlns:w15="http://schemas.microsoft.com/office/word/2012/wordml" xmlns:w16cex="http://schemas.microsoft.com/office/word/2018/wordml/cex" xmlns:w16cid="http://schemas.microsoft.com/office/word/2016/wordml/cid" xmlns:w16="http://schemas.microsoft.com/office/word/2018/wordml" xmlns:w16sdtdh="http://schemas.microsoft.com/office/word/2020/wordml/sdtdatahash" xmlns:w16se="http://schemas.microsoft.com/office/word/2015/wordml/symex" mc:Ignorable="w14 w15 w16se w16cid w16 w16cex w16sdtdh">
   <w:docDefaults>
     <w:rPrDefault>
       <w:rPr>
